--- a/Submission Forms and Templates/Lab Templates/Cloud App and Config Compliance Report.docx
+++ b/Submission Forms and Templates/Lab Templates/Cloud App and Config Compliance Report.docx
@@ -426,7 +426,7 @@
               <w:spacing w:line="240" w:lineRule="auto"/>
             </w:pPr>
             <w:r>
-              <w:t>v1.0</w:t>
+              <w:t xml:space="preserve">v2.1.1</w:t>
             </w:r>
           </w:p>
         </w:tc>
@@ -572,6 +572,86 @@
             <w:r>
               <w:t>(IN COMPLIANCE, REMEDIATION REQUIRED)</w:t>
             </w:r>
+          </w:p>
+        </w:tc>
+      </w:tr>
+      <w:tr>
+        <w:trPr>
+          <w:trHeight w:val="420"/>
+          <w:jc w:val="center"/>
+        </w:trPr>
+        <w:tc>
+          <w:tcPr>
+            <w:tcW w:w="5145" w:type="dxa"/>
+            <w:tcMar>
+              <w:top w:w="100" w:type="dxa"/>
+              <w:left w:w="100" w:type="dxa"/>
+              <w:bottom w:w="100" w:type="dxa"/>
+              <w:right w:w="100" w:type="dxa"/>
+            </w:tcMar>
+          </w:tcPr>
+          <w:p>
+            <w:pPr>
+              <w:widowControl w:val="0"/>
+              <w:pBdr>
+                <w:top w:val="nil"/>
+                <w:left w:val="nil"/>
+                <w:bottom w:val="nil"/>
+                <w:right w:val="nil"/>
+                <w:between w:val="nil"/>
+              </w:pBdr>
+              <w:spacing w:line="240" w:lineRule="auto"/>
+              <w:ind w:left="180"/>
+            </w:pPr>
+          </w:p>
+          <w:p>
+            <w:pPr>
+              <w:widowControl w:val="0"/>
+              <w:pBdr>
+                <w:top w:val="nil"/>
+                <w:left w:val="nil"/>
+                <w:bottom w:val="nil"/>
+                <w:right w:val="nil"/>
+                <w:between w:val="nil"/>
+              </w:pBdr>
+              <w:spacing w:line="240" w:lineRule="auto"/>
+              <w:ind w:left="180"/>
+            </w:pPr>
+            <w:r>
+              <w:t>Engagement team members</w:t>
+            </w:r>
+          </w:p>
+          <w:p>
+            <w:pPr>
+              <w:widowControl w:val="0"/>
+              <w:pBdr>
+                <w:top w:val="nil"/>
+                <w:left w:val="nil"/>
+                <w:bottom w:val="nil"/>
+                <w:right w:val="nil"/>
+                <w:between w:val="nil"/>
+              </w:pBdr>
+              <w:spacing w:line="240" w:lineRule="auto"/>
+              <w:ind w:left="180"/>
+            </w:pPr>
+          </w:p>
+        </w:tc>
+        <w:tc>
+          <w:tcPr>
+            <w:tcW w:w="5250" w:type="dxa"/>
+            <w:shd w:val="clear" w:color="auto" w:fill="EFEFEF"/>
+            <w:tcMar>
+              <w:top w:w="100" w:type="dxa"/>
+              <w:left w:w="100" w:type="dxa"/>
+              <w:bottom w:w="100" w:type="dxa"/>
+              <w:right w:w="100" w:type="dxa"/>
+            </w:tcMar>
+          </w:tcPr>
+          <w:p>
+            <w:pPr>
+              <w:widowControl w:val="0"/>
+              <w:spacing w:line="240" w:lineRule="auto"/>
+            </w:pPr>
           </w:p>
         </w:tc>
       </w:tr>
@@ -1245,7 +1325,6 @@
       <w:bookmarkStart w:id="0" w:name="_3wsloys8pv1n" w:colFirst="0" w:colLast="0"/>
       <w:bookmarkEnd w:id="0"/>
       <w:r>
-        <w:lastRenderedPageBreak/>
         <w:br w:type="page"/>
       </w:r>
     </w:p>
@@ -2018,7 +2097,7 @@
               </w:rPr>
             </w:pPr>
             <w:r>
-              <w:t xml:space="preserve">Compute</w:t>
+              <w:t>Compute</w:t>
             </w:r>
           </w:p>
         </w:tc>
@@ -2054,7 +2133,7 @@
               <w:rPr>
                 <w:color w:val="FFFFFF"/>
               </w:rPr>
-              <w:t xml:space="preserve">Verdict</w:t>
+              <w:t>Verdict</w:t>
             </w:r>
           </w:p>
         </w:tc>
@@ -2089,7 +2168,7 @@
               <w:spacing w:line="240" w:lineRule="auto"/>
             </w:pPr>
             <w:r>
-              <w:t xml:space="preserve">Compute</w:t>
+              <w:t>Compute</w:t>
             </w:r>
           </w:p>
         </w:tc>
@@ -2123,7 +2202,7 @@
               <w:rPr>
                 <w:color w:val="FFFFFF"/>
               </w:rPr>
-              <w:t xml:space="preserve">P</w:t>
+              <w:t>P</w:t>
             </w:r>
           </w:p>
         </w:tc>
@@ -2157,7 +2236,7 @@
               <w:rPr>
                 <w:color w:val="FFFFFF"/>
               </w:rPr>
-              <w:t xml:space="preserve">F</w:t>
+              <w:t>F</w:t>
             </w:r>
           </w:p>
         </w:tc>
@@ -2191,7 +2270,7 @@
               <w:rPr>
                 <w:color w:val="FFFFFF"/>
               </w:rPr>
-              <w:t xml:space="preserve">NA</w:t>
+              <w:t>NA</w:t>
             </w:r>
           </w:p>
         </w:tc>
@@ -2225,7 +2304,7 @@
               <w:rPr>
                 <w:color w:val="FFFFFF"/>
               </w:rPr>
-              <w:t xml:space="preserve">INC</w:t>
+              <w:t>INC</w:t>
             </w:r>
           </w:p>
         </w:tc>
@@ -2247,8 +2326,7 @@
               <w:spacing w:line="240" w:lineRule="auto"/>
             </w:pPr>
             <w:r>
-              <w:rPr/>
-              <w:t xml:space="preserve">1.1</w:t>
+              <w:t>1.1</w:t>
             </w:r>
           </w:p>
         </w:tc>
@@ -2268,7 +2346,7 @@
               <w:spacing w:line="240" w:lineRule="auto"/>
             </w:pPr>
             <w:r>
-              <w:t xml:space="preserve">Establish and Maintain a Software Inventory</w:t>
+              <w:t>Establish and Maintain a Software Inventory</w:t>
             </w:r>
           </w:p>
         </w:tc>
@@ -2294,9 +2372,6 @@
               </w:pBdr>
               <w:spacing w:line="240" w:lineRule="auto"/>
             </w:pPr>
-            <w:r>
-              <w:t xml:space="preserve"/>
-            </w:r>
           </w:p>
         </w:tc>
         <w:tc>
@@ -2321,9 +2396,6 @@
               </w:pBdr>
               <w:spacing w:line="240" w:lineRule="auto"/>
             </w:pPr>
-            <w:r>
-              <w:t xml:space="preserve"/>
-            </w:r>
           </w:p>
         </w:tc>
         <w:tc>
@@ -2348,9 +2420,6 @@
               </w:pBdr>
               <w:spacing w:line="240" w:lineRule="auto"/>
             </w:pPr>
-            <w:r>
-              <w:t xml:space="preserve"/>
-            </w:r>
           </w:p>
         </w:tc>
         <w:tc>
@@ -2375,9 +2444,6 @@
               </w:pBdr>
               <w:spacing w:line="240" w:lineRule="auto"/>
             </w:pPr>
-            <w:r>
-              <w:t xml:space="preserve"/>
-            </w:r>
           </w:p>
         </w:tc>
       </w:tr>
@@ -2398,8 +2464,7 @@
               <w:spacing w:line="240" w:lineRule="auto"/>
             </w:pPr>
             <w:r>
-              <w:rPr/>
-              <w:t xml:space="preserve">1.2</w:t>
+              <w:t>1.2</w:t>
             </w:r>
           </w:p>
         </w:tc>
@@ -2419,7 +2484,7 @@
               <w:spacing w:line="240" w:lineRule="auto"/>
             </w:pPr>
             <w:r>
-              <w:t xml:space="preserve">Ensure Authorized Software is Currently Supported</w:t>
+              <w:t>Ensure Authorized Software is Currently Supported</w:t>
             </w:r>
           </w:p>
         </w:tc>
@@ -2445,9 +2510,6 @@
               </w:pBdr>
               <w:spacing w:line="240" w:lineRule="auto"/>
             </w:pPr>
-            <w:r>
-              <w:t xml:space="preserve"/>
-            </w:r>
           </w:p>
         </w:tc>
         <w:tc>
@@ -2472,9 +2534,6 @@
               </w:pBdr>
               <w:spacing w:line="240" w:lineRule="auto"/>
             </w:pPr>
-            <w:r>
-              <w:t xml:space="preserve"/>
-            </w:r>
           </w:p>
         </w:tc>
         <w:tc>
@@ -2499,9 +2558,6 @@
               </w:pBdr>
               <w:spacing w:line="240" w:lineRule="auto"/>
             </w:pPr>
-            <w:r>
-              <w:t xml:space="preserve"/>
-            </w:r>
           </w:p>
         </w:tc>
         <w:tc>
@@ -2526,9 +2582,6 @@
               </w:pBdr>
               <w:spacing w:line="240" w:lineRule="auto"/>
             </w:pPr>
-            <w:r>
-              <w:t xml:space="preserve"/>
-            </w:r>
           </w:p>
         </w:tc>
       </w:tr>
@@ -2549,8 +2602,7 @@
               <w:spacing w:line="240" w:lineRule="auto"/>
             </w:pPr>
             <w:r>
-              <w:rPr/>
-              <w:t xml:space="preserve">1.3</w:t>
+              <w:t>1.3</w:t>
             </w:r>
           </w:p>
         </w:tc>
@@ -2570,7 +2622,7 @@
               <w:spacing w:line="240" w:lineRule="auto"/>
             </w:pPr>
             <w:r>
-              <w:t xml:space="preserve">Encrypt Confidential Data in Transit</w:t>
+              <w:t>Encrypt Confidential Data in Transit</w:t>
             </w:r>
           </w:p>
         </w:tc>
@@ -2596,9 +2648,6 @@
               </w:pBdr>
               <w:spacing w:line="240" w:lineRule="auto"/>
             </w:pPr>
-            <w:r>
-              <w:t xml:space="preserve"/>
-            </w:r>
           </w:p>
         </w:tc>
         <w:tc>
@@ -2623,9 +2672,6 @@
               </w:pBdr>
               <w:spacing w:line="240" w:lineRule="auto"/>
             </w:pPr>
-            <w:r>
-              <w:t xml:space="preserve"/>
-            </w:r>
           </w:p>
         </w:tc>
         <w:tc>
@@ -2650,9 +2696,6 @@
               </w:pBdr>
               <w:spacing w:line="240" w:lineRule="auto"/>
             </w:pPr>
-            <w:r>
-              <w:t xml:space="preserve"/>
-            </w:r>
           </w:p>
         </w:tc>
         <w:tc>
@@ -2677,9 +2720,6 @@
               </w:pBdr>
               <w:spacing w:line="240" w:lineRule="auto"/>
             </w:pPr>
-            <w:r>
-              <w:t xml:space="preserve"/>
-            </w:r>
           </w:p>
         </w:tc>
       </w:tr>
@@ -2700,8 +2740,7 @@
               <w:spacing w:line="240" w:lineRule="auto"/>
             </w:pPr>
             <w:r>
-              <w:rPr/>
-              <w:t xml:space="preserve">1.4</w:t>
+              <w:t>1.4</w:t>
             </w:r>
           </w:p>
         </w:tc>
@@ -2721,7 +2760,7 @@
               <w:spacing w:line="240" w:lineRule="auto"/>
             </w:pPr>
             <w:r>
-              <w:t xml:space="preserve">Encrypt Confidential Data at Rest</w:t>
+              <w:t>Encrypt Confidential Data at Rest</w:t>
             </w:r>
           </w:p>
         </w:tc>
@@ -2747,9 +2786,6 @@
               </w:pBdr>
               <w:spacing w:line="240" w:lineRule="auto"/>
             </w:pPr>
-            <w:r>
-              <w:t xml:space="preserve"/>
-            </w:r>
           </w:p>
         </w:tc>
         <w:tc>
@@ -2774,9 +2810,6 @@
               </w:pBdr>
               <w:spacing w:line="240" w:lineRule="auto"/>
             </w:pPr>
-            <w:r>
-              <w:t xml:space="preserve"/>
-            </w:r>
           </w:p>
         </w:tc>
         <w:tc>
@@ -2801,9 +2834,6 @@
               </w:pBdr>
               <w:spacing w:line="240" w:lineRule="auto"/>
             </w:pPr>
-            <w:r>
-              <w:t xml:space="preserve"/>
-            </w:r>
           </w:p>
         </w:tc>
         <w:tc>
@@ -2828,9 +2858,6 @@
               </w:pBdr>
               <w:spacing w:line="240" w:lineRule="auto"/>
             </w:pPr>
-            <w:r>
-              <w:t xml:space="preserve"/>
-            </w:r>
           </w:p>
         </w:tc>
       </w:tr>
@@ -2851,8 +2878,7 @@
               <w:spacing w:line="240" w:lineRule="auto"/>
             </w:pPr>
             <w:r>
-              <w:rPr/>
-              <w:t xml:space="preserve">1.5</w:t>
+              <w:t>1.5</w:t>
             </w:r>
           </w:p>
         </w:tc>
@@ -2872,7 +2898,7 @@
               <w:spacing w:line="240" w:lineRule="auto"/>
             </w:pPr>
             <w:r>
-              <w:t xml:space="preserve">Implement and Manage a Firewall on Servers</w:t>
+              <w:t>Implement and Manage a Firewall on Servers</w:t>
             </w:r>
           </w:p>
         </w:tc>
@@ -2898,9 +2924,6 @@
               </w:pBdr>
               <w:spacing w:line="240" w:lineRule="auto"/>
             </w:pPr>
-            <w:r>
-              <w:t xml:space="preserve"/>
-            </w:r>
           </w:p>
         </w:tc>
         <w:tc>
@@ -2925,9 +2948,6 @@
               </w:pBdr>
               <w:spacing w:line="240" w:lineRule="auto"/>
             </w:pPr>
-            <w:r>
-              <w:t xml:space="preserve"/>
-            </w:r>
           </w:p>
         </w:tc>
         <w:tc>
@@ -2952,9 +2972,6 @@
               </w:pBdr>
               <w:spacing w:line="240" w:lineRule="auto"/>
             </w:pPr>
-            <w:r>
-              <w:t xml:space="preserve"/>
-            </w:r>
           </w:p>
         </w:tc>
         <w:tc>
@@ -2979,9 +2996,6 @@
               </w:pBdr>
               <w:spacing w:line="240" w:lineRule="auto"/>
             </w:pPr>
-            <w:r>
-              <w:t xml:space="preserve"/>
-            </w:r>
           </w:p>
         </w:tc>
       </w:tr>
@@ -3002,8 +3016,7 @@
               <w:spacing w:line="240" w:lineRule="auto"/>
             </w:pPr>
             <w:r>
-              <w:rPr/>
-              <w:t xml:space="preserve">1.6</w:t>
+              <w:t>1.6</w:t>
             </w:r>
           </w:p>
         </w:tc>
@@ -3023,7 +3036,7 @@
               <w:spacing w:line="240" w:lineRule="auto"/>
             </w:pPr>
             <w:r>
-              <w:t xml:space="preserve">Manage Default Accounts on Enterprise Assets and Software</w:t>
+              <w:t>Manage Default Accounts on Enterprise Assets and Software</w:t>
             </w:r>
           </w:p>
         </w:tc>
@@ -3049,9 +3062,6 @@
               </w:pBdr>
               <w:spacing w:line="240" w:lineRule="auto"/>
             </w:pPr>
-            <w:r>
-              <w:t xml:space="preserve"/>
-            </w:r>
           </w:p>
         </w:tc>
         <w:tc>
@@ -3076,9 +3086,6 @@
               </w:pBdr>
               <w:spacing w:line="240" w:lineRule="auto"/>
             </w:pPr>
-            <w:r>
-              <w:t xml:space="preserve"/>
-            </w:r>
           </w:p>
         </w:tc>
         <w:tc>
@@ -3103,9 +3110,6 @@
               </w:pBdr>
               <w:spacing w:line="240" w:lineRule="auto"/>
             </w:pPr>
-            <w:r>
-              <w:t xml:space="preserve"/>
-            </w:r>
           </w:p>
         </w:tc>
         <w:tc>
@@ -3130,9 +3134,6 @@
               </w:pBdr>
               <w:spacing w:line="240" w:lineRule="auto"/>
             </w:pPr>
-            <w:r>
-              <w:t xml:space="preserve"/>
-            </w:r>
           </w:p>
         </w:tc>
       </w:tr>
@@ -3153,8 +3154,7 @@
               <w:spacing w:line="240" w:lineRule="auto"/>
             </w:pPr>
             <w:r>
-              <w:rPr/>
-              <w:t xml:space="preserve">1.7</w:t>
+              <w:t>1.7</w:t>
             </w:r>
           </w:p>
         </w:tc>
@@ -3174,7 +3174,7 @@
               <w:spacing w:line="240" w:lineRule="auto"/>
             </w:pPr>
             <w:r>
-              <w:t xml:space="preserve">Uninstall or Disable Unnecessary Services on Enterprise Assets and Software</w:t>
+              <w:t>Uninstall or Disable Unnecessary Services on Enterprise Assets and Software</w:t>
             </w:r>
           </w:p>
         </w:tc>
@@ -3200,9 +3200,6 @@
               </w:pBdr>
               <w:spacing w:line="240" w:lineRule="auto"/>
             </w:pPr>
-            <w:r>
-              <w:t xml:space="preserve"/>
-            </w:r>
           </w:p>
         </w:tc>
         <w:tc>
@@ -3227,9 +3224,6 @@
               </w:pBdr>
               <w:spacing w:line="240" w:lineRule="auto"/>
             </w:pPr>
-            <w:r>
-              <w:t xml:space="preserve"/>
-            </w:r>
           </w:p>
         </w:tc>
         <w:tc>
@@ -3254,9 +3248,6 @@
               </w:pBdr>
               <w:spacing w:line="240" w:lineRule="auto"/>
             </w:pPr>
-            <w:r>
-              <w:t xml:space="preserve"/>
-            </w:r>
           </w:p>
         </w:tc>
         <w:tc>
@@ -3281,9 +3272,6 @@
               </w:pBdr>
               <w:spacing w:line="240" w:lineRule="auto"/>
             </w:pPr>
-            <w:r>
-              <w:t xml:space="preserve"/>
-            </w:r>
           </w:p>
         </w:tc>
       </w:tr>
@@ -3304,8 +3292,7 @@
               <w:spacing w:line="240" w:lineRule="auto"/>
             </w:pPr>
             <w:r>
-              <w:rPr/>
-              <w:t xml:space="preserve">1.8</w:t>
+              <w:t>1.8</w:t>
             </w:r>
           </w:p>
         </w:tc>
@@ -3325,7 +3312,7 @@
               <w:spacing w:line="240" w:lineRule="auto"/>
             </w:pPr>
             <w:r>
-              <w:t xml:space="preserve">Centralize Account Management</w:t>
+              <w:t>Centralize Account Management</w:t>
             </w:r>
           </w:p>
         </w:tc>
@@ -3351,9 +3338,6 @@
               </w:pBdr>
               <w:spacing w:line="240" w:lineRule="auto"/>
             </w:pPr>
-            <w:r>
-              <w:t xml:space="preserve"/>
-            </w:r>
           </w:p>
         </w:tc>
         <w:tc>
@@ -3378,9 +3362,6 @@
               </w:pBdr>
               <w:spacing w:line="240" w:lineRule="auto"/>
             </w:pPr>
-            <w:r>
-              <w:t xml:space="preserve"/>
-            </w:r>
           </w:p>
         </w:tc>
         <w:tc>
@@ -3405,9 +3386,6 @@
               </w:pBdr>
               <w:spacing w:line="240" w:lineRule="auto"/>
             </w:pPr>
-            <w:r>
-              <w:t xml:space="preserve"/>
-            </w:r>
           </w:p>
         </w:tc>
         <w:tc>
@@ -3432,9 +3410,6 @@
               </w:pBdr>
               <w:spacing w:line="240" w:lineRule="auto"/>
             </w:pPr>
-            <w:r>
-              <w:t xml:space="preserve"/>
-            </w:r>
           </w:p>
         </w:tc>
       </w:tr>
@@ -3465,7 +3440,7 @@
               </w:rPr>
             </w:pPr>
             <w:r>
-              <w:t xml:space="preserve">Identity and Access Management</w:t>
+              <w:t>Identity and Access Management</w:t>
             </w:r>
           </w:p>
         </w:tc>
@@ -3501,7 +3476,7 @@
               <w:rPr>
                 <w:color w:val="FFFFFF"/>
               </w:rPr>
-              <w:t xml:space="preserve">Verdict</w:t>
+              <w:t>Verdict</w:t>
             </w:r>
           </w:p>
         </w:tc>
@@ -3536,7 +3511,7 @@
               <w:spacing w:line="240" w:lineRule="auto"/>
             </w:pPr>
             <w:r>
-              <w:t xml:space="preserve">Identity and Access Management</w:t>
+              <w:t>Identity and Access Management</w:t>
             </w:r>
           </w:p>
         </w:tc>
@@ -3570,7 +3545,7 @@
               <w:rPr>
                 <w:color w:val="FFFFFF"/>
               </w:rPr>
-              <w:t xml:space="preserve">P</w:t>
+              <w:t>P</w:t>
             </w:r>
           </w:p>
         </w:tc>
@@ -3604,7 +3579,7 @@
               <w:rPr>
                 <w:color w:val="FFFFFF"/>
               </w:rPr>
-              <w:t xml:space="preserve">F</w:t>
+              <w:t>F</w:t>
             </w:r>
           </w:p>
         </w:tc>
@@ -3638,7 +3613,7 @@
               <w:rPr>
                 <w:color w:val="FFFFFF"/>
               </w:rPr>
-              <w:t xml:space="preserve">NA</w:t>
+              <w:t>NA</w:t>
             </w:r>
           </w:p>
         </w:tc>
@@ -3672,7 +3647,7 @@
               <w:rPr>
                 <w:color w:val="FFFFFF"/>
               </w:rPr>
-              <w:t xml:space="preserve">INC</w:t>
+              <w:t>INC</w:t>
             </w:r>
           </w:p>
         </w:tc>
@@ -3694,8 +3669,7 @@
               <w:spacing w:line="240" w:lineRule="auto"/>
             </w:pPr>
             <w:r>
-              <w:rPr/>
-              <w:t xml:space="preserve">2.1</w:t>
+              <w:t>2.1</w:t>
             </w:r>
           </w:p>
         </w:tc>
@@ -3715,7 +3689,7 @@
               <w:spacing w:line="240" w:lineRule="auto"/>
             </w:pPr>
             <w:r>
-              <w:t xml:space="preserve">Establish and Maintain a Data Recovery Process</w:t>
+              <w:t>Establish and Maintain a Data Recovery Process</w:t>
             </w:r>
           </w:p>
         </w:tc>
@@ -3741,9 +3715,6 @@
               </w:pBdr>
               <w:spacing w:line="240" w:lineRule="auto"/>
             </w:pPr>
-            <w:r>
-              <w:t xml:space="preserve"/>
-            </w:r>
           </w:p>
         </w:tc>
         <w:tc>
@@ -3768,9 +3739,6 @@
               </w:pBdr>
               <w:spacing w:line="240" w:lineRule="auto"/>
             </w:pPr>
-            <w:r>
-              <w:t xml:space="preserve"/>
-            </w:r>
           </w:p>
         </w:tc>
         <w:tc>
@@ -3795,9 +3763,6 @@
               </w:pBdr>
               <w:spacing w:line="240" w:lineRule="auto"/>
             </w:pPr>
-            <w:r>
-              <w:t xml:space="preserve"/>
-            </w:r>
           </w:p>
         </w:tc>
         <w:tc>
@@ -3822,9 +3787,6 @@
               </w:pBdr>
               <w:spacing w:line="240" w:lineRule="auto"/>
             </w:pPr>
-            <w:r>
-              <w:t xml:space="preserve"/>
-            </w:r>
           </w:p>
         </w:tc>
       </w:tr>
@@ -3845,8 +3807,7 @@
               <w:spacing w:line="240" w:lineRule="auto"/>
             </w:pPr>
             <w:r>
-              <w:rPr/>
-              <w:t xml:space="preserve">2.2</w:t>
+              <w:t>2.2</w:t>
             </w:r>
           </w:p>
         </w:tc>
@@ -3866,7 +3827,7 @@
               <w:spacing w:line="240" w:lineRule="auto"/>
             </w:pPr>
             <w:r>
-              <w:t xml:space="preserve">Designate Personnel to Manage Incident Handling</w:t>
+              <w:t>Designate Personnel to Manage Incident Handling</w:t>
             </w:r>
           </w:p>
         </w:tc>
@@ -3892,9 +3853,6 @@
               </w:pBdr>
               <w:spacing w:line="240" w:lineRule="auto"/>
             </w:pPr>
-            <w:r>
-              <w:t xml:space="preserve"/>
-            </w:r>
           </w:p>
         </w:tc>
         <w:tc>
@@ -3919,9 +3877,6 @@
               </w:pBdr>
               <w:spacing w:line="240" w:lineRule="auto"/>
             </w:pPr>
-            <w:r>
-              <w:t xml:space="preserve"/>
-            </w:r>
           </w:p>
         </w:tc>
         <w:tc>
@@ -3946,9 +3901,6 @@
               </w:pBdr>
               <w:spacing w:line="240" w:lineRule="auto"/>
             </w:pPr>
-            <w:r>
-              <w:t xml:space="preserve"/>
-            </w:r>
           </w:p>
         </w:tc>
         <w:tc>
@@ -3973,9 +3925,6 @@
               </w:pBdr>
               <w:spacing w:line="240" w:lineRule="auto"/>
             </w:pPr>
-            <w:r>
-              <w:t xml:space="preserve"/>
-            </w:r>
           </w:p>
         </w:tc>
       </w:tr>
@@ -3996,8 +3945,7 @@
               <w:spacing w:line="240" w:lineRule="auto"/>
             </w:pPr>
             <w:r>
-              <w:rPr/>
-              <w:t xml:space="preserve">2.3</w:t>
+              <w:t>2.3</w:t>
             </w:r>
           </w:p>
         </w:tc>
@@ -4017,7 +3965,7 @@
               <w:spacing w:line="240" w:lineRule="auto"/>
             </w:pPr>
             <w:r>
-              <w:t xml:space="preserve">Establish and Maintain Contact Information for Reporting Security Incidents</w:t>
+              <w:t>Establish and Maintain Contact Information for Reporting Security Incidents</w:t>
             </w:r>
           </w:p>
         </w:tc>
@@ -4043,9 +3991,6 @@
               </w:pBdr>
               <w:spacing w:line="240" w:lineRule="auto"/>
             </w:pPr>
-            <w:r>
-              <w:t xml:space="preserve"/>
-            </w:r>
           </w:p>
         </w:tc>
         <w:tc>
@@ -4070,9 +4015,6 @@
               </w:pBdr>
               <w:spacing w:line="240" w:lineRule="auto"/>
             </w:pPr>
-            <w:r>
-              <w:t xml:space="preserve"/>
-            </w:r>
           </w:p>
         </w:tc>
         <w:tc>
@@ -4097,9 +4039,6 @@
               </w:pBdr>
               <w:spacing w:line="240" w:lineRule="auto"/>
             </w:pPr>
-            <w:r>
-              <w:t xml:space="preserve"/>
-            </w:r>
           </w:p>
         </w:tc>
         <w:tc>
@@ -4124,9 +4063,6 @@
               </w:pBdr>
               <w:spacing w:line="240" w:lineRule="auto"/>
             </w:pPr>
-            <w:r>
-              <w:t xml:space="preserve"/>
-            </w:r>
           </w:p>
         </w:tc>
       </w:tr>
@@ -4147,8 +4083,7 @@
               <w:spacing w:line="240" w:lineRule="auto"/>
             </w:pPr>
             <w:r>
-              <w:rPr/>
-              <w:t xml:space="preserve">2.4</w:t>
+              <w:t>2.4</w:t>
             </w:r>
           </w:p>
         </w:tc>
@@ -4168,7 +4103,7 @@
               <w:spacing w:line="240" w:lineRule="auto"/>
             </w:pPr>
             <w:r>
-              <w:t xml:space="preserve">Address Unauthorized Software</w:t>
+              <w:t>Address Unauthorized Software</w:t>
             </w:r>
           </w:p>
         </w:tc>
@@ -4194,9 +4129,6 @@
               </w:pBdr>
               <w:spacing w:line="240" w:lineRule="auto"/>
             </w:pPr>
-            <w:r>
-              <w:t xml:space="preserve"/>
-            </w:r>
           </w:p>
         </w:tc>
         <w:tc>
@@ -4221,9 +4153,6 @@
               </w:pBdr>
               <w:spacing w:line="240" w:lineRule="auto"/>
             </w:pPr>
-            <w:r>
-              <w:t xml:space="preserve"/>
-            </w:r>
           </w:p>
         </w:tc>
         <w:tc>
@@ -4248,9 +4177,6 @@
               </w:pBdr>
               <w:spacing w:line="240" w:lineRule="auto"/>
             </w:pPr>
-            <w:r>
-              <w:t xml:space="preserve"/>
-            </w:r>
           </w:p>
         </w:tc>
         <w:tc>
@@ -4275,9 +4201,6 @@
               </w:pBdr>
               <w:spacing w:line="240" w:lineRule="auto"/>
             </w:pPr>
-            <w:r>
-              <w:t xml:space="preserve"/>
-            </w:r>
           </w:p>
         </w:tc>
       </w:tr>
@@ -4298,8 +4221,7 @@
               <w:spacing w:line="240" w:lineRule="auto"/>
             </w:pPr>
             <w:r>
-              <w:rPr/>
-              <w:t xml:space="preserve">2.5</w:t>
+              <w:t>2.5</w:t>
             </w:r>
           </w:p>
         </w:tc>
@@ -4319,7 +4241,7 @@
               <w:spacing w:line="240" w:lineRule="auto"/>
             </w:pPr>
             <w:r>
-              <w:t xml:space="preserve">Establish and Maintain a Data Management Process</w:t>
+              <w:t>Establish and Maintain a Data Management Process</w:t>
             </w:r>
           </w:p>
         </w:tc>
@@ -4345,9 +4267,6 @@
               </w:pBdr>
               <w:spacing w:line="240" w:lineRule="auto"/>
             </w:pPr>
-            <w:r>
-              <w:t xml:space="preserve"/>
-            </w:r>
           </w:p>
         </w:tc>
         <w:tc>
@@ -4372,9 +4291,6 @@
               </w:pBdr>
               <w:spacing w:line="240" w:lineRule="auto"/>
             </w:pPr>
-            <w:r>
-              <w:t xml:space="preserve"/>
-            </w:r>
           </w:p>
         </w:tc>
         <w:tc>
@@ -4399,9 +4315,6 @@
               </w:pBdr>
               <w:spacing w:line="240" w:lineRule="auto"/>
             </w:pPr>
-            <w:r>
-              <w:t xml:space="preserve"/>
-            </w:r>
           </w:p>
         </w:tc>
         <w:tc>
@@ -4426,9 +4339,6 @@
               </w:pBdr>
               <w:spacing w:line="240" w:lineRule="auto"/>
             </w:pPr>
-            <w:r>
-              <w:t xml:space="preserve"/>
-            </w:r>
           </w:p>
         </w:tc>
       </w:tr>
@@ -4449,8 +4359,7 @@
               <w:spacing w:line="240" w:lineRule="auto"/>
             </w:pPr>
             <w:r>
-              <w:rPr/>
-              <w:t xml:space="preserve">2.6</w:t>
+              <w:t>2.6</w:t>
             </w:r>
           </w:p>
         </w:tc>
@@ -4470,7 +4379,7 @@
               <w:spacing w:line="240" w:lineRule="auto"/>
             </w:pPr>
             <w:r>
-              <w:t xml:space="preserve">Encrypt Confidential Data at Rest</w:t>
+              <w:t>Encrypt Confidential Data at Rest</w:t>
             </w:r>
           </w:p>
         </w:tc>
@@ -4496,9 +4405,6 @@
               </w:pBdr>
               <w:spacing w:line="240" w:lineRule="auto"/>
             </w:pPr>
-            <w:r>
-              <w:t xml:space="preserve"/>
-            </w:r>
           </w:p>
         </w:tc>
         <w:tc>
@@ -4523,9 +4429,6 @@
               </w:pBdr>
               <w:spacing w:line="240" w:lineRule="auto"/>
             </w:pPr>
-            <w:r>
-              <w:t xml:space="preserve"/>
-            </w:r>
           </w:p>
         </w:tc>
         <w:tc>
@@ -4550,9 +4453,6 @@
               </w:pBdr>
               <w:spacing w:line="240" w:lineRule="auto"/>
             </w:pPr>
-            <w:r>
-              <w:t xml:space="preserve"/>
-            </w:r>
           </w:p>
         </w:tc>
         <w:tc>
@@ -4577,9 +4477,6 @@
               </w:pBdr>
               <w:spacing w:line="240" w:lineRule="auto"/>
             </w:pPr>
-            <w:r>
-              <w:t xml:space="preserve"/>
-            </w:r>
           </w:p>
         </w:tc>
       </w:tr>
@@ -4600,8 +4497,7 @@
               <w:spacing w:line="240" w:lineRule="auto"/>
             </w:pPr>
             <w:r>
-              <w:rPr/>
-              <w:t xml:space="preserve">2.7</w:t>
+              <w:t>2.7</w:t>
             </w:r>
           </w:p>
         </w:tc>
@@ -4621,7 +4517,7 @@
               <w:spacing w:line="240" w:lineRule="auto"/>
             </w:pPr>
             <w:r>
-              <w:t xml:space="preserve">Configure Data Access Control Lists</w:t>
+              <w:t>Configure Data Access Control Lists</w:t>
             </w:r>
           </w:p>
         </w:tc>
@@ -4647,9 +4543,6 @@
               </w:pBdr>
               <w:spacing w:line="240" w:lineRule="auto"/>
             </w:pPr>
-            <w:r>
-              <w:t xml:space="preserve"/>
-            </w:r>
           </w:p>
         </w:tc>
         <w:tc>
@@ -4674,9 +4567,6 @@
               </w:pBdr>
               <w:spacing w:line="240" w:lineRule="auto"/>
             </w:pPr>
-            <w:r>
-              <w:t xml:space="preserve"/>
-            </w:r>
           </w:p>
         </w:tc>
         <w:tc>
@@ -4701,9 +4591,6 @@
               </w:pBdr>
               <w:spacing w:line="240" w:lineRule="auto"/>
             </w:pPr>
-            <w:r>
-              <w:t xml:space="preserve"/>
-            </w:r>
           </w:p>
         </w:tc>
         <w:tc>
@@ -4728,9 +4615,6 @@
               </w:pBdr>
               <w:spacing w:line="240" w:lineRule="auto"/>
             </w:pPr>
-            <w:r>
-              <w:t xml:space="preserve"/>
-            </w:r>
           </w:p>
         </w:tc>
       </w:tr>
@@ -4751,8 +4635,7 @@
               <w:spacing w:line="240" w:lineRule="auto"/>
             </w:pPr>
             <w:r>
-              <w:rPr/>
-              <w:t xml:space="preserve">2.8</w:t>
+              <w:t>2.8</w:t>
             </w:r>
           </w:p>
         </w:tc>
@@ -4772,7 +4655,7 @@
               <w:spacing w:line="240" w:lineRule="auto"/>
             </w:pPr>
             <w:r>
-              <w:t xml:space="preserve">Establish and Maintain a Secure Configuration Process</w:t>
+              <w:t>Establish and Maintain a Secure Configuration Process</w:t>
             </w:r>
           </w:p>
         </w:tc>
@@ -4798,9 +4681,6 @@
               </w:pBdr>
               <w:spacing w:line="240" w:lineRule="auto"/>
             </w:pPr>
-            <w:r>
-              <w:t xml:space="preserve"/>
-            </w:r>
           </w:p>
         </w:tc>
         <w:tc>
@@ -4825,9 +4705,6 @@
               </w:pBdr>
               <w:spacing w:line="240" w:lineRule="auto"/>
             </w:pPr>
-            <w:r>
-              <w:t xml:space="preserve"/>
-            </w:r>
           </w:p>
         </w:tc>
         <w:tc>
@@ -4852,9 +4729,6 @@
               </w:pBdr>
               <w:spacing w:line="240" w:lineRule="auto"/>
             </w:pPr>
-            <w:r>
-              <w:t xml:space="preserve"/>
-            </w:r>
           </w:p>
         </w:tc>
         <w:tc>
@@ -4879,9 +4753,6 @@
               </w:pBdr>
               <w:spacing w:line="240" w:lineRule="auto"/>
             </w:pPr>
-            <w:r>
-              <w:t xml:space="preserve"/>
-            </w:r>
           </w:p>
         </w:tc>
       </w:tr>
@@ -4902,8 +4773,8 @@
               <w:spacing w:line="240" w:lineRule="auto"/>
             </w:pPr>
             <w:r>
-              <w:rPr/>
-              <w:t xml:space="preserve">2.9</w:t>
+              <w:lastRenderedPageBreak/>
+              <w:t>2.9</w:t>
             </w:r>
           </w:p>
         </w:tc>
@@ -4923,7 +4794,7 @@
               <w:spacing w:line="240" w:lineRule="auto"/>
             </w:pPr>
             <w:r>
-              <w:t xml:space="preserve">Use Unique Passwords</w:t>
+              <w:t>Use Unique Passwords</w:t>
             </w:r>
           </w:p>
         </w:tc>
@@ -4949,9 +4820,6 @@
               </w:pBdr>
               <w:spacing w:line="240" w:lineRule="auto"/>
             </w:pPr>
-            <w:r>
-              <w:t xml:space="preserve"/>
-            </w:r>
           </w:p>
         </w:tc>
         <w:tc>
@@ -4976,9 +4844,6 @@
               </w:pBdr>
               <w:spacing w:line="240" w:lineRule="auto"/>
             </w:pPr>
-            <w:r>
-              <w:t xml:space="preserve"/>
-            </w:r>
           </w:p>
         </w:tc>
         <w:tc>
@@ -5003,9 +4868,6 @@
               </w:pBdr>
               <w:spacing w:line="240" w:lineRule="auto"/>
             </w:pPr>
-            <w:r>
-              <w:t xml:space="preserve"/>
-            </w:r>
           </w:p>
         </w:tc>
         <w:tc>
@@ -5030,9 +4892,6 @@
               </w:pBdr>
               <w:spacing w:line="240" w:lineRule="auto"/>
             </w:pPr>
-            <w:r>
-              <w:t xml:space="preserve"/>
-            </w:r>
           </w:p>
         </w:tc>
       </w:tr>
@@ -5053,8 +4912,7 @@
               <w:spacing w:line="240" w:lineRule="auto"/>
             </w:pPr>
             <w:r>
-              <w:rPr/>
-              <w:t xml:space="preserve">2.10</w:t>
+              <w:t>2.10</w:t>
             </w:r>
           </w:p>
         </w:tc>
@@ -5074,7 +4932,7 @@
               <w:spacing w:line="240" w:lineRule="auto"/>
             </w:pPr>
             <w:r>
-              <w:t xml:space="preserve">Disable Dormant Accounts</w:t>
+              <w:t>Disable Dormant Accounts</w:t>
             </w:r>
           </w:p>
         </w:tc>
@@ -5100,9 +4958,6 @@
               </w:pBdr>
               <w:spacing w:line="240" w:lineRule="auto"/>
             </w:pPr>
-            <w:r>
-              <w:t xml:space="preserve"/>
-            </w:r>
           </w:p>
         </w:tc>
         <w:tc>
@@ -5127,9 +4982,6 @@
               </w:pBdr>
               <w:spacing w:line="240" w:lineRule="auto"/>
             </w:pPr>
-            <w:r>
-              <w:t xml:space="preserve"/>
-            </w:r>
           </w:p>
         </w:tc>
         <w:tc>
@@ -5154,9 +5006,6 @@
               </w:pBdr>
               <w:spacing w:line="240" w:lineRule="auto"/>
             </w:pPr>
-            <w:r>
-              <w:t xml:space="preserve"/>
-            </w:r>
           </w:p>
         </w:tc>
         <w:tc>
@@ -5181,9 +5030,6 @@
               </w:pBdr>
               <w:spacing w:line="240" w:lineRule="auto"/>
             </w:pPr>
-            <w:r>
-              <w:t xml:space="preserve"/>
-            </w:r>
           </w:p>
         </w:tc>
       </w:tr>
@@ -5204,8 +5050,7 @@
               <w:spacing w:line="240" w:lineRule="auto"/>
             </w:pPr>
             <w:r>
-              <w:rPr/>
-              <w:t xml:space="preserve">2.11</w:t>
+              <w:t>2.11</w:t>
             </w:r>
           </w:p>
         </w:tc>
@@ -5225,7 +5070,7 @@
               <w:spacing w:line="240" w:lineRule="auto"/>
             </w:pPr>
             <w:r>
-              <w:t xml:space="preserve">Restrict Administrator Privileges to Dedicated Administrator Accounts</w:t>
+              <w:t>Restrict Administrator Privileges to Dedicated Administrator Accounts</w:t>
             </w:r>
           </w:p>
         </w:tc>
@@ -5251,9 +5096,6 @@
               </w:pBdr>
               <w:spacing w:line="240" w:lineRule="auto"/>
             </w:pPr>
-            <w:r>
-              <w:t xml:space="preserve"/>
-            </w:r>
           </w:p>
         </w:tc>
         <w:tc>
@@ -5278,9 +5120,6 @@
               </w:pBdr>
               <w:spacing w:line="240" w:lineRule="auto"/>
             </w:pPr>
-            <w:r>
-              <w:t xml:space="preserve"/>
-            </w:r>
           </w:p>
         </w:tc>
         <w:tc>
@@ -5305,9 +5144,6 @@
               </w:pBdr>
               <w:spacing w:line="240" w:lineRule="auto"/>
             </w:pPr>
-            <w:r>
-              <w:t xml:space="preserve"/>
-            </w:r>
           </w:p>
         </w:tc>
         <w:tc>
@@ -5332,9 +5168,6 @@
               </w:pBdr>
               <w:spacing w:line="240" w:lineRule="auto"/>
             </w:pPr>
-            <w:r>
-              <w:t xml:space="preserve"/>
-            </w:r>
           </w:p>
         </w:tc>
       </w:tr>
@@ -5355,8 +5188,7 @@
               <w:spacing w:line="240" w:lineRule="auto"/>
             </w:pPr>
             <w:r>
-              <w:rPr/>
-              <w:t xml:space="preserve">2.12</w:t>
+              <w:t>2.12</w:t>
             </w:r>
           </w:p>
         </w:tc>
@@ -5376,7 +5208,7 @@
               <w:spacing w:line="240" w:lineRule="auto"/>
             </w:pPr>
             <w:r>
-              <w:t xml:space="preserve">Centralize Account Management</w:t>
+              <w:t>Centralize Account Management</w:t>
             </w:r>
           </w:p>
         </w:tc>
@@ -5402,9 +5234,6 @@
               </w:pBdr>
               <w:spacing w:line="240" w:lineRule="auto"/>
             </w:pPr>
-            <w:r>
-              <w:t xml:space="preserve"/>
-            </w:r>
           </w:p>
         </w:tc>
         <w:tc>
@@ -5429,9 +5258,6 @@
               </w:pBdr>
               <w:spacing w:line="240" w:lineRule="auto"/>
             </w:pPr>
-            <w:r>
-              <w:t xml:space="preserve"/>
-            </w:r>
           </w:p>
         </w:tc>
         <w:tc>
@@ -5456,9 +5282,6 @@
               </w:pBdr>
               <w:spacing w:line="240" w:lineRule="auto"/>
             </w:pPr>
-            <w:r>
-              <w:t xml:space="preserve"/>
-            </w:r>
           </w:p>
         </w:tc>
         <w:tc>
@@ -5483,9 +5306,6 @@
               </w:pBdr>
               <w:spacing w:line="240" w:lineRule="auto"/>
             </w:pPr>
-            <w:r>
-              <w:t xml:space="preserve"/>
-            </w:r>
           </w:p>
         </w:tc>
       </w:tr>
@@ -5506,8 +5326,7 @@
               <w:spacing w:line="240" w:lineRule="auto"/>
             </w:pPr>
             <w:r>
-              <w:rPr/>
-              <w:t xml:space="preserve">2.13</w:t>
+              <w:t>2.13</w:t>
             </w:r>
           </w:p>
         </w:tc>
@@ -5527,7 +5346,7 @@
               <w:spacing w:line="240" w:lineRule="auto"/>
             </w:pPr>
             <w:r>
-              <w:t xml:space="preserve">Establish an Access Revoking Process</w:t>
+              <w:t>Establish an Access Revoking Process</w:t>
             </w:r>
           </w:p>
         </w:tc>
@@ -5553,9 +5372,6 @@
               </w:pBdr>
               <w:spacing w:line="240" w:lineRule="auto"/>
             </w:pPr>
-            <w:r>
-              <w:t xml:space="preserve"/>
-            </w:r>
           </w:p>
         </w:tc>
         <w:tc>
@@ -5580,9 +5396,6 @@
               </w:pBdr>
               <w:spacing w:line="240" w:lineRule="auto"/>
             </w:pPr>
-            <w:r>
-              <w:t xml:space="preserve"/>
-            </w:r>
           </w:p>
         </w:tc>
         <w:tc>
@@ -5607,9 +5420,6 @@
               </w:pBdr>
               <w:spacing w:line="240" w:lineRule="auto"/>
             </w:pPr>
-            <w:r>
-              <w:t xml:space="preserve"/>
-            </w:r>
           </w:p>
         </w:tc>
         <w:tc>
@@ -5634,9 +5444,6 @@
               </w:pBdr>
               <w:spacing w:line="240" w:lineRule="auto"/>
             </w:pPr>
-            <w:r>
-              <w:t xml:space="preserve"/>
-            </w:r>
           </w:p>
         </w:tc>
       </w:tr>
@@ -5657,8 +5464,7 @@
               <w:spacing w:line="240" w:lineRule="auto"/>
             </w:pPr>
             <w:r>
-              <w:rPr/>
-              <w:t xml:space="preserve">2.14</w:t>
+              <w:t>2.14</w:t>
             </w:r>
           </w:p>
         </w:tc>
@@ -5678,7 +5484,7 @@
               <w:spacing w:line="240" w:lineRule="auto"/>
             </w:pPr>
             <w:r>
-              <w:t xml:space="preserve">Require MFA for Externally-Exposed Applications</w:t>
+              <w:t>Require MFA for Externally-Exposed Applications</w:t>
             </w:r>
           </w:p>
         </w:tc>
@@ -5704,9 +5510,6 @@
               </w:pBdr>
               <w:spacing w:line="240" w:lineRule="auto"/>
             </w:pPr>
-            <w:r>
-              <w:t xml:space="preserve"/>
-            </w:r>
           </w:p>
         </w:tc>
         <w:tc>
@@ -5731,9 +5534,6 @@
               </w:pBdr>
               <w:spacing w:line="240" w:lineRule="auto"/>
             </w:pPr>
-            <w:r>
-              <w:t xml:space="preserve"/>
-            </w:r>
           </w:p>
         </w:tc>
         <w:tc>
@@ -5758,9 +5558,6 @@
               </w:pBdr>
               <w:spacing w:line="240" w:lineRule="auto"/>
             </w:pPr>
-            <w:r>
-              <w:t xml:space="preserve"/>
-            </w:r>
           </w:p>
         </w:tc>
         <w:tc>
@@ -5785,9 +5582,6 @@
               </w:pBdr>
               <w:spacing w:line="240" w:lineRule="auto"/>
             </w:pPr>
-            <w:r>
-              <w:t xml:space="preserve"/>
-            </w:r>
           </w:p>
         </w:tc>
       </w:tr>
@@ -5808,8 +5602,7 @@
               <w:spacing w:line="240" w:lineRule="auto"/>
             </w:pPr>
             <w:r>
-              <w:rPr/>
-              <w:t xml:space="preserve">2.15</w:t>
+              <w:t>2.15</w:t>
             </w:r>
           </w:p>
         </w:tc>
@@ -5829,7 +5622,7 @@
               <w:spacing w:line="240" w:lineRule="auto"/>
             </w:pPr>
             <w:r>
-              <w:t xml:space="preserve">Require MFA for Remote Network Access</w:t>
+              <w:t>Require MFA for Remote Network Access</w:t>
             </w:r>
           </w:p>
         </w:tc>
@@ -5855,9 +5648,6 @@
               </w:pBdr>
               <w:spacing w:line="240" w:lineRule="auto"/>
             </w:pPr>
-            <w:r>
-              <w:t xml:space="preserve"/>
-            </w:r>
           </w:p>
         </w:tc>
         <w:tc>
@@ -5882,9 +5672,6 @@
               </w:pBdr>
               <w:spacing w:line="240" w:lineRule="auto"/>
             </w:pPr>
-            <w:r>
-              <w:t xml:space="preserve"/>
-            </w:r>
           </w:p>
         </w:tc>
         <w:tc>
@@ -5909,9 +5696,6 @@
               </w:pBdr>
               <w:spacing w:line="240" w:lineRule="auto"/>
             </w:pPr>
-            <w:r>
-              <w:t xml:space="preserve"/>
-            </w:r>
           </w:p>
         </w:tc>
         <w:tc>
@@ -5936,9 +5720,6 @@
               </w:pBdr>
               <w:spacing w:line="240" w:lineRule="auto"/>
             </w:pPr>
-            <w:r>
-              <w:t xml:space="preserve"/>
-            </w:r>
           </w:p>
         </w:tc>
       </w:tr>
@@ -5959,8 +5740,7 @@
               <w:spacing w:line="240" w:lineRule="auto"/>
             </w:pPr>
             <w:r>
-              <w:rPr/>
-              <w:t xml:space="preserve">2.16</w:t>
+              <w:t>2.16</w:t>
             </w:r>
           </w:p>
         </w:tc>
@@ -5980,7 +5760,7 @@
               <w:spacing w:line="240" w:lineRule="auto"/>
             </w:pPr>
             <w:r>
-              <w:t xml:space="preserve">Require MFA for Administrative Access</w:t>
+              <w:t>Require MFA for Administrative Access</w:t>
             </w:r>
           </w:p>
         </w:tc>
@@ -6006,9 +5786,6 @@
               </w:pBdr>
               <w:spacing w:line="240" w:lineRule="auto"/>
             </w:pPr>
-            <w:r>
-              <w:t xml:space="preserve"/>
-            </w:r>
           </w:p>
         </w:tc>
         <w:tc>
@@ -6033,9 +5810,6 @@
               </w:pBdr>
               <w:spacing w:line="240" w:lineRule="auto"/>
             </w:pPr>
-            <w:r>
-              <w:t xml:space="preserve"/>
-            </w:r>
           </w:p>
         </w:tc>
         <w:tc>
@@ -6060,9 +5834,6 @@
               </w:pBdr>
               <w:spacing w:line="240" w:lineRule="auto"/>
             </w:pPr>
-            <w:r>
-              <w:t xml:space="preserve"/>
-            </w:r>
           </w:p>
         </w:tc>
         <w:tc>
@@ -6087,9 +5858,6 @@
               </w:pBdr>
               <w:spacing w:line="240" w:lineRule="auto"/>
             </w:pPr>
-            <w:r>
-              <w:t xml:space="preserve"/>
-            </w:r>
           </w:p>
         </w:tc>
       </w:tr>
@@ -6110,8 +5878,7 @@
               <w:spacing w:line="240" w:lineRule="auto"/>
             </w:pPr>
             <w:r>
-              <w:rPr/>
-              <w:t xml:space="preserve">2.17</w:t>
+              <w:t>2.17</w:t>
             </w:r>
           </w:p>
         </w:tc>
@@ -6131,7 +5898,7 @@
               <w:spacing w:line="240" w:lineRule="auto"/>
             </w:pPr>
             <w:r>
-              <w:t xml:space="preserve">Centralize Access Control</w:t>
+              <w:t>Centralize Access Control</w:t>
             </w:r>
           </w:p>
         </w:tc>
@@ -6157,9 +5924,6 @@
               </w:pBdr>
               <w:spacing w:line="240" w:lineRule="auto"/>
             </w:pPr>
-            <w:r>
-              <w:t xml:space="preserve"/>
-            </w:r>
           </w:p>
         </w:tc>
         <w:tc>
@@ -6184,9 +5948,6 @@
               </w:pBdr>
               <w:spacing w:line="240" w:lineRule="auto"/>
             </w:pPr>
-            <w:r>
-              <w:t xml:space="preserve"/>
-            </w:r>
           </w:p>
         </w:tc>
         <w:tc>
@@ -6211,9 +5972,6 @@
               </w:pBdr>
               <w:spacing w:line="240" w:lineRule="auto"/>
             </w:pPr>
-            <w:r>
-              <w:t xml:space="preserve"/>
-            </w:r>
           </w:p>
         </w:tc>
         <w:tc>
@@ -6238,9 +5996,6 @@
               </w:pBdr>
               <w:spacing w:line="240" w:lineRule="auto"/>
             </w:pPr>
-            <w:r>
-              <w:t xml:space="preserve"/>
-            </w:r>
           </w:p>
         </w:tc>
       </w:tr>
@@ -6261,8 +6016,7 @@
               <w:spacing w:line="240" w:lineRule="auto"/>
             </w:pPr>
             <w:r>
-              <w:rPr/>
-              <w:t xml:space="preserve">2.18</w:t>
+              <w:t>2.18</w:t>
             </w:r>
           </w:p>
         </w:tc>
@@ -6282,7 +6036,7 @@
               <w:spacing w:line="240" w:lineRule="auto"/>
             </w:pPr>
             <w:r>
-              <w:t xml:space="preserve">Define and Maintain Role-Based Access Control</w:t>
+              <w:t>Define and Maintain Role-Based Access Control</w:t>
             </w:r>
           </w:p>
         </w:tc>
@@ -6308,9 +6062,6 @@
               </w:pBdr>
               <w:spacing w:line="240" w:lineRule="auto"/>
             </w:pPr>
-            <w:r>
-              <w:t xml:space="preserve"/>
-            </w:r>
           </w:p>
         </w:tc>
         <w:tc>
@@ -6335,9 +6086,6 @@
               </w:pBdr>
               <w:spacing w:line="240" w:lineRule="auto"/>
             </w:pPr>
-            <w:r>
-              <w:t xml:space="preserve"/>
-            </w:r>
           </w:p>
         </w:tc>
         <w:tc>
@@ -6362,9 +6110,6 @@
               </w:pBdr>
               <w:spacing w:line="240" w:lineRule="auto"/>
             </w:pPr>
-            <w:r>
-              <w:t xml:space="preserve"/>
-            </w:r>
           </w:p>
         </w:tc>
         <w:tc>
@@ -6389,9 +6134,6 @@
               </w:pBdr>
               <w:spacing w:line="240" w:lineRule="auto"/>
             </w:pPr>
-            <w:r>
-              <w:t xml:space="preserve"/>
-            </w:r>
           </w:p>
         </w:tc>
       </w:tr>
@@ -6422,7 +6164,7 @@
               </w:rPr>
             </w:pPr>
             <w:r>
-              <w:t xml:space="preserve">Logging and Monitoring</w:t>
+              <w:t>Logging and Monitoring</w:t>
             </w:r>
           </w:p>
         </w:tc>
@@ -6458,7 +6200,7 @@
               <w:rPr>
                 <w:color w:val="FFFFFF"/>
               </w:rPr>
-              <w:t xml:space="preserve">Verdict</w:t>
+              <w:t>Verdict</w:t>
             </w:r>
           </w:p>
         </w:tc>
@@ -6493,7 +6235,7 @@
               <w:spacing w:line="240" w:lineRule="auto"/>
             </w:pPr>
             <w:r>
-              <w:t xml:space="preserve">Logging and Monitoring</w:t>
+              <w:t>Logging and Monitoring</w:t>
             </w:r>
           </w:p>
         </w:tc>
@@ -6527,7 +6269,7 @@
               <w:rPr>
                 <w:color w:val="FFFFFF"/>
               </w:rPr>
-              <w:t xml:space="preserve">P</w:t>
+              <w:t>P</w:t>
             </w:r>
           </w:p>
         </w:tc>
@@ -6561,7 +6303,7 @@
               <w:rPr>
                 <w:color w:val="FFFFFF"/>
               </w:rPr>
-              <w:t xml:space="preserve">F</w:t>
+              <w:t>F</w:t>
             </w:r>
           </w:p>
         </w:tc>
@@ -6595,7 +6337,7 @@
               <w:rPr>
                 <w:color w:val="FFFFFF"/>
               </w:rPr>
-              <w:t xml:space="preserve">NA</w:t>
+              <w:t>NA</w:t>
             </w:r>
           </w:p>
         </w:tc>
@@ -6629,7 +6371,7 @@
               <w:rPr>
                 <w:color w:val="FFFFFF"/>
               </w:rPr>
-              <w:t xml:space="preserve">INC</w:t>
+              <w:t>INC</w:t>
             </w:r>
           </w:p>
         </w:tc>
@@ -6651,8 +6393,7 @@
               <w:spacing w:line="240" w:lineRule="auto"/>
             </w:pPr>
             <w:r>
-              <w:rPr/>
-              <w:t xml:space="preserve">3.1</w:t>
+              <w:t>3.1</w:t>
             </w:r>
           </w:p>
         </w:tc>
@@ -6672,7 +6413,7 @@
               <w:spacing w:line="240" w:lineRule="auto"/>
             </w:pPr>
             <w:r>
-              <w:t xml:space="preserve">Establish and Maintain Detailed Enterprise Asset Inventory</w:t>
+              <w:t>Establish and Maintain Detailed Enterprise Asset Inventory</w:t>
             </w:r>
           </w:p>
         </w:tc>
@@ -6698,9 +6439,6 @@
               </w:pBdr>
               <w:spacing w:line="240" w:lineRule="auto"/>
             </w:pPr>
-            <w:r>
-              <w:t xml:space="preserve"/>
-            </w:r>
           </w:p>
         </w:tc>
         <w:tc>
@@ -6725,9 +6463,6 @@
               </w:pBdr>
               <w:spacing w:line="240" w:lineRule="auto"/>
             </w:pPr>
-            <w:r>
-              <w:t xml:space="preserve"/>
-            </w:r>
           </w:p>
         </w:tc>
         <w:tc>
@@ -6752,9 +6487,6 @@
               </w:pBdr>
               <w:spacing w:line="240" w:lineRule="auto"/>
             </w:pPr>
-            <w:r>
-              <w:t xml:space="preserve"/>
-            </w:r>
           </w:p>
         </w:tc>
         <w:tc>
@@ -6779,9 +6511,6 @@
               </w:pBdr>
               <w:spacing w:line="240" w:lineRule="auto"/>
             </w:pPr>
-            <w:r>
-              <w:t xml:space="preserve"/>
-            </w:r>
           </w:p>
         </w:tc>
       </w:tr>
@@ -6802,8 +6531,7 @@
               <w:spacing w:line="240" w:lineRule="auto"/>
             </w:pPr>
             <w:r>
-              <w:rPr/>
-              <w:t xml:space="preserve">3.2</w:t>
+              <w:t>3.2</w:t>
             </w:r>
           </w:p>
         </w:tc>
@@ -6823,7 +6551,7 @@
               <w:spacing w:line="240" w:lineRule="auto"/>
             </w:pPr>
             <w:r>
-              <w:t xml:space="preserve">Tune Security Event Alerting Thresholds</w:t>
+              <w:t>Tune Security Event Alerting Thresholds</w:t>
             </w:r>
           </w:p>
         </w:tc>
@@ -6849,9 +6577,6 @@
               </w:pBdr>
               <w:spacing w:line="240" w:lineRule="auto"/>
             </w:pPr>
-            <w:r>
-              <w:t xml:space="preserve"/>
-            </w:r>
           </w:p>
         </w:tc>
         <w:tc>
@@ -6876,9 +6601,6 @@
               </w:pBdr>
               <w:spacing w:line="240" w:lineRule="auto"/>
             </w:pPr>
-            <w:r>
-              <w:t xml:space="preserve"/>
-            </w:r>
           </w:p>
         </w:tc>
         <w:tc>
@@ -6903,9 +6625,6 @@
               </w:pBdr>
               <w:spacing w:line="240" w:lineRule="auto"/>
             </w:pPr>
-            <w:r>
-              <w:t xml:space="preserve"/>
-            </w:r>
           </w:p>
         </w:tc>
         <w:tc>
@@ -6930,9 +6649,6 @@
               </w:pBdr>
               <w:spacing w:line="240" w:lineRule="auto"/>
             </w:pPr>
-            <w:r>
-              <w:t xml:space="preserve"/>
-            </w:r>
           </w:p>
         </w:tc>
       </w:tr>
@@ -6953,8 +6669,7 @@
               <w:spacing w:line="240" w:lineRule="auto"/>
             </w:pPr>
             <w:r>
-              <w:rPr/>
-              <w:t xml:space="preserve">3.3</w:t>
+              <w:t>3.3</w:t>
             </w:r>
           </w:p>
         </w:tc>
@@ -6974,7 +6689,7 @@
               <w:spacing w:line="240" w:lineRule="auto"/>
             </w:pPr>
             <w:r>
-              <w:t xml:space="preserve">Establish and Maintain Contact Information for Reporting Security Incidents</w:t>
+              <w:t>Establish and Maintain Contact Information for Reporting Security Incidents</w:t>
             </w:r>
           </w:p>
         </w:tc>
@@ -7000,9 +6715,6 @@
               </w:pBdr>
               <w:spacing w:line="240" w:lineRule="auto"/>
             </w:pPr>
-            <w:r>
-              <w:t xml:space="preserve"/>
-            </w:r>
           </w:p>
         </w:tc>
         <w:tc>
@@ -7027,9 +6739,6 @@
               </w:pBdr>
               <w:spacing w:line="240" w:lineRule="auto"/>
             </w:pPr>
-            <w:r>
-              <w:t xml:space="preserve"/>
-            </w:r>
           </w:p>
         </w:tc>
         <w:tc>
@@ -7054,9 +6763,6 @@
               </w:pBdr>
               <w:spacing w:line="240" w:lineRule="auto"/>
             </w:pPr>
-            <w:r>
-              <w:t xml:space="preserve"/>
-            </w:r>
           </w:p>
         </w:tc>
         <w:tc>
@@ -7081,9 +6787,6 @@
               </w:pBdr>
               <w:spacing w:line="240" w:lineRule="auto"/>
             </w:pPr>
-            <w:r>
-              <w:t xml:space="preserve"/>
-            </w:r>
           </w:p>
         </w:tc>
       </w:tr>
@@ -7104,8 +6807,7 @@
               <w:spacing w:line="240" w:lineRule="auto"/>
             </w:pPr>
             <w:r>
-              <w:rPr/>
-              <w:t xml:space="preserve">3.4</w:t>
+              <w:t>3.4</w:t>
             </w:r>
           </w:p>
         </w:tc>
@@ -7125,7 +6827,7 @@
               <w:spacing w:line="240" w:lineRule="auto"/>
             </w:pPr>
             <w:r>
-              <w:t xml:space="preserve">Log Confidential Data Access</w:t>
+              <w:t>Log Confidential Data Access</w:t>
             </w:r>
           </w:p>
         </w:tc>
@@ -7151,9 +6853,6 @@
               </w:pBdr>
               <w:spacing w:line="240" w:lineRule="auto"/>
             </w:pPr>
-            <w:r>
-              <w:t xml:space="preserve"/>
-            </w:r>
           </w:p>
         </w:tc>
         <w:tc>
@@ -7178,9 +6877,6 @@
               </w:pBdr>
               <w:spacing w:line="240" w:lineRule="auto"/>
             </w:pPr>
-            <w:r>
-              <w:t xml:space="preserve"/>
-            </w:r>
           </w:p>
         </w:tc>
         <w:tc>
@@ -7205,9 +6901,6 @@
               </w:pBdr>
               <w:spacing w:line="240" w:lineRule="auto"/>
             </w:pPr>
-            <w:r>
-              <w:t xml:space="preserve"/>
-            </w:r>
           </w:p>
         </w:tc>
         <w:tc>
@@ -7232,9 +6925,6 @@
               </w:pBdr>
               <w:spacing w:line="240" w:lineRule="auto"/>
             </w:pPr>
-            <w:r>
-              <w:t xml:space="preserve"/>
-            </w:r>
           </w:p>
         </w:tc>
       </w:tr>
@@ -7255,8 +6945,7 @@
               <w:spacing w:line="240" w:lineRule="auto"/>
             </w:pPr>
             <w:r>
-              <w:rPr/>
-              <w:t xml:space="preserve">3.5</w:t>
+              <w:t>3.5</w:t>
             </w:r>
           </w:p>
         </w:tc>
@@ -7276,7 +6965,7 @@
               <w:spacing w:line="240" w:lineRule="auto"/>
             </w:pPr>
             <w:r>
-              <w:t xml:space="preserve">Configure Data Access Control Lists</w:t>
+              <w:t>Configure Data Access Control Lists</w:t>
             </w:r>
           </w:p>
         </w:tc>
@@ -7302,9 +6991,6 @@
               </w:pBdr>
               <w:spacing w:line="240" w:lineRule="auto"/>
             </w:pPr>
-            <w:r>
-              <w:t xml:space="preserve"/>
-            </w:r>
           </w:p>
         </w:tc>
         <w:tc>
@@ -7329,9 +7015,6 @@
               </w:pBdr>
               <w:spacing w:line="240" w:lineRule="auto"/>
             </w:pPr>
-            <w:r>
-              <w:t xml:space="preserve"/>
-            </w:r>
           </w:p>
         </w:tc>
         <w:tc>
@@ -7356,9 +7039,6 @@
               </w:pBdr>
               <w:spacing w:line="240" w:lineRule="auto"/>
             </w:pPr>
-            <w:r>
-              <w:t xml:space="preserve"/>
-            </w:r>
           </w:p>
         </w:tc>
         <w:tc>
@@ -7383,9 +7063,6 @@
               </w:pBdr>
               <w:spacing w:line="240" w:lineRule="auto"/>
             </w:pPr>
-            <w:r>
-              <w:t xml:space="preserve"/>
-            </w:r>
           </w:p>
         </w:tc>
       </w:tr>
@@ -7406,8 +7083,7 @@
               <w:spacing w:line="240" w:lineRule="auto"/>
             </w:pPr>
             <w:r>
-              <w:rPr/>
-              <w:t xml:space="preserve">3.6</w:t>
+              <w:t>3.6</w:t>
             </w:r>
           </w:p>
         </w:tc>
@@ -7427,7 +7103,7 @@
               <w:spacing w:line="240" w:lineRule="auto"/>
             </w:pPr>
             <w:r>
-              <w:t xml:space="preserve">Establish and Maintain a Secure Configuration Process</w:t>
+              <w:t>Establish and Maintain a Secure Configuration Process</w:t>
             </w:r>
           </w:p>
         </w:tc>
@@ -7453,9 +7129,6 @@
               </w:pBdr>
               <w:spacing w:line="240" w:lineRule="auto"/>
             </w:pPr>
-            <w:r>
-              <w:t xml:space="preserve"/>
-            </w:r>
           </w:p>
         </w:tc>
         <w:tc>
@@ -7480,9 +7153,6 @@
               </w:pBdr>
               <w:spacing w:line="240" w:lineRule="auto"/>
             </w:pPr>
-            <w:r>
-              <w:t xml:space="preserve"/>
-            </w:r>
           </w:p>
         </w:tc>
         <w:tc>
@@ -7507,9 +7177,6 @@
               </w:pBdr>
               <w:spacing w:line="240" w:lineRule="auto"/>
             </w:pPr>
-            <w:r>
-              <w:t xml:space="preserve"/>
-            </w:r>
           </w:p>
         </w:tc>
         <w:tc>
@@ -7534,9 +7201,6 @@
               </w:pBdr>
               <w:spacing w:line="240" w:lineRule="auto"/>
             </w:pPr>
-            <w:r>
-              <w:t xml:space="preserve"/>
-            </w:r>
           </w:p>
         </w:tc>
       </w:tr>
@@ -7557,8 +7221,7 @@
               <w:spacing w:line="240" w:lineRule="auto"/>
             </w:pPr>
             <w:r>
-              <w:rPr/>
-              <w:t xml:space="preserve">3.7</w:t>
+              <w:t>3.7</w:t>
             </w:r>
           </w:p>
         </w:tc>
@@ -7578,7 +7241,7 @@
               <w:spacing w:line="240" w:lineRule="auto"/>
             </w:pPr>
             <w:r>
-              <w:t xml:space="preserve">Perform Automated Operating System Patch Management</w:t>
+              <w:t>Perform Automated Operating System Patch Management</w:t>
             </w:r>
           </w:p>
         </w:tc>
@@ -7604,9 +7267,6 @@
               </w:pBdr>
               <w:spacing w:line="240" w:lineRule="auto"/>
             </w:pPr>
-            <w:r>
-              <w:t xml:space="preserve"/>
-            </w:r>
           </w:p>
         </w:tc>
         <w:tc>
@@ -7631,9 +7291,6 @@
               </w:pBdr>
               <w:spacing w:line="240" w:lineRule="auto"/>
             </w:pPr>
-            <w:r>
-              <w:t xml:space="preserve"/>
-            </w:r>
           </w:p>
         </w:tc>
         <w:tc>
@@ -7658,9 +7315,6 @@
               </w:pBdr>
               <w:spacing w:line="240" w:lineRule="auto"/>
             </w:pPr>
-            <w:r>
-              <w:t xml:space="preserve"/>
-            </w:r>
           </w:p>
         </w:tc>
         <w:tc>
@@ -7685,9 +7339,6 @@
               </w:pBdr>
               <w:spacing w:line="240" w:lineRule="auto"/>
             </w:pPr>
-            <w:r>
-              <w:t xml:space="preserve"/>
-            </w:r>
           </w:p>
         </w:tc>
       </w:tr>
@@ -7708,8 +7359,7 @@
               <w:spacing w:line="240" w:lineRule="auto"/>
             </w:pPr>
             <w:r>
-              <w:rPr/>
-              <w:t xml:space="preserve">3.8</w:t>
+              <w:t>3.8</w:t>
             </w:r>
           </w:p>
         </w:tc>
@@ -7729,7 +7379,7 @@
               <w:spacing w:line="240" w:lineRule="auto"/>
             </w:pPr>
             <w:r>
-              <w:t xml:space="preserve">Perform Automated Vulnerability Scans of Internal Enterprise Assets</w:t>
+              <w:t>Perform Automated Vulnerability Scans of Internal Enterprise Assets</w:t>
             </w:r>
           </w:p>
         </w:tc>
@@ -7755,9 +7405,6 @@
               </w:pBdr>
               <w:spacing w:line="240" w:lineRule="auto"/>
             </w:pPr>
-            <w:r>
-              <w:t xml:space="preserve"/>
-            </w:r>
           </w:p>
         </w:tc>
         <w:tc>
@@ -7782,9 +7429,6 @@
               </w:pBdr>
               <w:spacing w:line="240" w:lineRule="auto"/>
             </w:pPr>
-            <w:r>
-              <w:t xml:space="preserve"/>
-            </w:r>
           </w:p>
         </w:tc>
         <w:tc>
@@ -7809,9 +7453,6 @@
               </w:pBdr>
               <w:spacing w:line="240" w:lineRule="auto"/>
             </w:pPr>
-            <w:r>
-              <w:t xml:space="preserve"/>
-            </w:r>
           </w:p>
         </w:tc>
         <w:tc>
@@ -7836,9 +7477,6 @@
               </w:pBdr>
               <w:spacing w:line="240" w:lineRule="auto"/>
             </w:pPr>
-            <w:r>
-              <w:t xml:space="preserve"/>
-            </w:r>
           </w:p>
         </w:tc>
       </w:tr>
@@ -7859,8 +7497,7 @@
               <w:spacing w:line="240" w:lineRule="auto"/>
             </w:pPr>
             <w:r>
-              <w:rPr/>
-              <w:t xml:space="preserve">3.9</w:t>
+              <w:t>3.9</w:t>
             </w:r>
           </w:p>
         </w:tc>
@@ -7880,7 +7517,7 @@
               <w:spacing w:line="240" w:lineRule="auto"/>
             </w:pPr>
             <w:r>
-              <w:t xml:space="preserve">Conduct Audit Log Reviews</w:t>
+              <w:t>Conduct Audit Log Reviews</w:t>
             </w:r>
           </w:p>
         </w:tc>
@@ -7906,9 +7543,6 @@
               </w:pBdr>
               <w:spacing w:line="240" w:lineRule="auto"/>
             </w:pPr>
-            <w:r>
-              <w:t xml:space="preserve"/>
-            </w:r>
           </w:p>
         </w:tc>
         <w:tc>
@@ -7933,9 +7567,6 @@
               </w:pBdr>
               <w:spacing w:line="240" w:lineRule="auto"/>
             </w:pPr>
-            <w:r>
-              <w:t xml:space="preserve"/>
-            </w:r>
           </w:p>
         </w:tc>
         <w:tc>
@@ -7960,9 +7591,6 @@
               </w:pBdr>
               <w:spacing w:line="240" w:lineRule="auto"/>
             </w:pPr>
-            <w:r>
-              <w:t xml:space="preserve"/>
-            </w:r>
           </w:p>
         </w:tc>
         <w:tc>
@@ -7987,9 +7615,6 @@
               </w:pBdr>
               <w:spacing w:line="240" w:lineRule="auto"/>
             </w:pPr>
-            <w:r>
-              <w:t xml:space="preserve"/>
-            </w:r>
           </w:p>
         </w:tc>
       </w:tr>
@@ -8010,8 +7635,7 @@
               <w:spacing w:line="240" w:lineRule="auto"/>
             </w:pPr>
             <w:r>
-              <w:rPr/>
-              <w:t xml:space="preserve">3.10</w:t>
+              <w:t>3.10</w:t>
             </w:r>
           </w:p>
         </w:tc>
@@ -8031,7 +7655,7 @@
               <w:spacing w:line="240" w:lineRule="auto"/>
             </w:pPr>
             <w:r>
-              <w:t xml:space="preserve">Collect Audit Logs</w:t>
+              <w:t>Collect Audit Logs</w:t>
             </w:r>
           </w:p>
         </w:tc>
@@ -8057,9 +7681,6 @@
               </w:pBdr>
               <w:spacing w:line="240" w:lineRule="auto"/>
             </w:pPr>
-            <w:r>
-              <w:t xml:space="preserve"/>
-            </w:r>
           </w:p>
         </w:tc>
         <w:tc>
@@ -8084,9 +7705,6 @@
               </w:pBdr>
               <w:spacing w:line="240" w:lineRule="auto"/>
             </w:pPr>
-            <w:r>
-              <w:t xml:space="preserve"/>
-            </w:r>
           </w:p>
         </w:tc>
         <w:tc>
@@ -8111,9 +7729,6 @@
               </w:pBdr>
               <w:spacing w:line="240" w:lineRule="auto"/>
             </w:pPr>
-            <w:r>
-              <w:t xml:space="preserve"/>
-            </w:r>
           </w:p>
         </w:tc>
         <w:tc>
@@ -8138,9 +7753,6 @@
               </w:pBdr>
               <w:spacing w:line="240" w:lineRule="auto"/>
             </w:pPr>
-            <w:r>
-              <w:t xml:space="preserve"/>
-            </w:r>
           </w:p>
         </w:tc>
       </w:tr>
@@ -8161,8 +7773,7 @@
               <w:spacing w:line="240" w:lineRule="auto"/>
             </w:pPr>
             <w:r>
-              <w:rPr/>
-              <w:t xml:space="preserve">3.11</w:t>
+              <w:t>3.11</w:t>
             </w:r>
           </w:p>
         </w:tc>
@@ -8182,7 +7793,7 @@
               <w:spacing w:line="240" w:lineRule="auto"/>
             </w:pPr>
             <w:r>
-              <w:t xml:space="preserve">Collect Detailed Audit Logs</w:t>
+              <w:t>Collect Detailed Audit Logs</w:t>
             </w:r>
           </w:p>
         </w:tc>
@@ -8208,9 +7819,6 @@
               </w:pBdr>
               <w:spacing w:line="240" w:lineRule="auto"/>
             </w:pPr>
-            <w:r>
-              <w:t xml:space="preserve"/>
-            </w:r>
           </w:p>
         </w:tc>
         <w:tc>
@@ -8235,9 +7843,6 @@
               </w:pBdr>
               <w:spacing w:line="240" w:lineRule="auto"/>
             </w:pPr>
-            <w:r>
-              <w:t xml:space="preserve"/>
-            </w:r>
           </w:p>
         </w:tc>
         <w:tc>
@@ -8262,9 +7867,6 @@
               </w:pBdr>
               <w:spacing w:line="240" w:lineRule="auto"/>
             </w:pPr>
-            <w:r>
-              <w:t xml:space="preserve"/>
-            </w:r>
           </w:p>
         </w:tc>
         <w:tc>
@@ -8289,9 +7891,6 @@
               </w:pBdr>
               <w:spacing w:line="240" w:lineRule="auto"/>
             </w:pPr>
-            <w:r>
-              <w:t xml:space="preserve"/>
-            </w:r>
           </w:p>
         </w:tc>
       </w:tr>
@@ -8322,7 +7921,8 @@
               </w:rPr>
             </w:pPr>
             <w:r>
-              <w:t xml:space="preserve">Networking</w:t>
+              <w:lastRenderedPageBreak/>
+              <w:t>Networking</w:t>
             </w:r>
           </w:p>
         </w:tc>
@@ -8358,7 +7958,7 @@
               <w:rPr>
                 <w:color w:val="FFFFFF"/>
               </w:rPr>
-              <w:t xml:space="preserve">Verdict</w:t>
+              <w:t>Verdict</w:t>
             </w:r>
           </w:p>
         </w:tc>
@@ -8393,7 +7993,7 @@
               <w:spacing w:line="240" w:lineRule="auto"/>
             </w:pPr>
             <w:r>
-              <w:t xml:space="preserve">Networking</w:t>
+              <w:t>Networking</w:t>
             </w:r>
           </w:p>
         </w:tc>
@@ -8427,7 +8027,7 @@
               <w:rPr>
                 <w:color w:val="FFFFFF"/>
               </w:rPr>
-              <w:t xml:space="preserve">P</w:t>
+              <w:t>P</w:t>
             </w:r>
           </w:p>
         </w:tc>
@@ -8461,7 +8061,7 @@
               <w:rPr>
                 <w:color w:val="FFFFFF"/>
               </w:rPr>
-              <w:t xml:space="preserve">F</w:t>
+              <w:t>F</w:t>
             </w:r>
           </w:p>
         </w:tc>
@@ -8495,7 +8095,7 @@
               <w:rPr>
                 <w:color w:val="FFFFFF"/>
               </w:rPr>
-              <w:t xml:space="preserve">NA</w:t>
+              <w:t>NA</w:t>
             </w:r>
           </w:p>
         </w:tc>
@@ -8529,7 +8129,7 @@
               <w:rPr>
                 <w:color w:val="FFFFFF"/>
               </w:rPr>
-              <w:t xml:space="preserve">INC</w:t>
+              <w:t>INC</w:t>
             </w:r>
           </w:p>
         </w:tc>
@@ -8551,8 +8151,7 @@
               <w:spacing w:line="240" w:lineRule="auto"/>
             </w:pPr>
             <w:r>
-              <w:rPr/>
-              <w:t xml:space="preserve">4.1</w:t>
+              <w:t>4.1</w:t>
             </w:r>
           </w:p>
         </w:tc>
@@ -8572,7 +8171,7 @@
               <w:spacing w:line="240" w:lineRule="auto"/>
             </w:pPr>
             <w:r>
-              <w:t xml:space="preserve">Encrypt Confidential Data in Transit</w:t>
+              <w:t>Encrypt Confidential Data in Transit</w:t>
             </w:r>
           </w:p>
         </w:tc>
@@ -8598,9 +8197,6 @@
               </w:pBdr>
               <w:spacing w:line="240" w:lineRule="auto"/>
             </w:pPr>
-            <w:r>
-              <w:t xml:space="preserve"/>
-            </w:r>
           </w:p>
         </w:tc>
         <w:tc>
@@ -8625,9 +8221,6 @@
               </w:pBdr>
               <w:spacing w:line="240" w:lineRule="auto"/>
             </w:pPr>
-            <w:r>
-              <w:t xml:space="preserve"/>
-            </w:r>
           </w:p>
         </w:tc>
         <w:tc>
@@ -8652,9 +8245,6 @@
               </w:pBdr>
               <w:spacing w:line="240" w:lineRule="auto"/>
             </w:pPr>
-            <w:r>
-              <w:t xml:space="preserve"/>
-            </w:r>
           </w:p>
         </w:tc>
         <w:tc>
@@ -8679,9 +8269,6 @@
               </w:pBdr>
               <w:spacing w:line="240" w:lineRule="auto"/>
             </w:pPr>
-            <w:r>
-              <w:t xml:space="preserve"/>
-            </w:r>
           </w:p>
         </w:tc>
       </w:tr>
@@ -8702,8 +8289,7 @@
               <w:spacing w:line="240" w:lineRule="auto"/>
             </w:pPr>
             <w:r>
-              <w:rPr/>
-              <w:t xml:space="preserve">4.2</w:t>
+              <w:t>4.2</w:t>
             </w:r>
           </w:p>
         </w:tc>
@@ -8723,7 +8309,7 @@
               <w:spacing w:line="240" w:lineRule="auto"/>
             </w:pPr>
             <w:r>
-              <w:t xml:space="preserve">Establish and Maintain a Secure Configuration Process for Network Infrastructure</w:t>
+              <w:t>Establish and Maintain a Secure Configuration Process for Network Infrastructure</w:t>
             </w:r>
           </w:p>
         </w:tc>
@@ -8749,9 +8335,6 @@
               </w:pBdr>
               <w:spacing w:line="240" w:lineRule="auto"/>
             </w:pPr>
-            <w:r>
-              <w:t xml:space="preserve"/>
-            </w:r>
           </w:p>
         </w:tc>
         <w:tc>
@@ -8776,9 +8359,6 @@
               </w:pBdr>
               <w:spacing w:line="240" w:lineRule="auto"/>
             </w:pPr>
-            <w:r>
-              <w:t xml:space="preserve"/>
-            </w:r>
           </w:p>
         </w:tc>
         <w:tc>
@@ -8803,9 +8383,6 @@
               </w:pBdr>
               <w:spacing w:line="240" w:lineRule="auto"/>
             </w:pPr>
-            <w:r>
-              <w:t xml:space="preserve"/>
-            </w:r>
           </w:p>
         </w:tc>
         <w:tc>
@@ -8830,9 +8407,6 @@
               </w:pBdr>
               <w:spacing w:line="240" w:lineRule="auto"/>
             </w:pPr>
-            <w:r>
-              <w:t xml:space="preserve"/>
-            </w:r>
           </w:p>
         </w:tc>
       </w:tr>
@@ -8853,8 +8427,7 @@
               <w:spacing w:line="240" w:lineRule="auto"/>
             </w:pPr>
             <w:r>
-              <w:rPr/>
-              <w:t xml:space="preserve">4.3</w:t>
+              <w:t>4.3</w:t>
             </w:r>
           </w:p>
         </w:tc>
@@ -8874,7 +8447,7 @@
               <w:spacing w:line="240" w:lineRule="auto"/>
             </w:pPr>
             <w:r>
-              <w:t xml:space="preserve">Implement and Manage a Firewall on Servers</w:t>
+              <w:t>Implement and Manage a Firewall on Servers</w:t>
             </w:r>
           </w:p>
         </w:tc>
@@ -8900,9 +8473,6 @@
               </w:pBdr>
               <w:spacing w:line="240" w:lineRule="auto"/>
             </w:pPr>
-            <w:r>
-              <w:t xml:space="preserve"/>
-            </w:r>
           </w:p>
         </w:tc>
         <w:tc>
@@ -8927,9 +8497,6 @@
               </w:pBdr>
               <w:spacing w:line="240" w:lineRule="auto"/>
             </w:pPr>
-            <w:r>
-              <w:t xml:space="preserve"/>
-            </w:r>
           </w:p>
         </w:tc>
         <w:tc>
@@ -8954,9 +8521,6 @@
               </w:pBdr>
               <w:spacing w:line="240" w:lineRule="auto"/>
             </w:pPr>
-            <w:r>
-              <w:t xml:space="preserve"/>
-            </w:r>
           </w:p>
         </w:tc>
         <w:tc>
@@ -8981,9 +8545,6 @@
               </w:pBdr>
               <w:spacing w:line="240" w:lineRule="auto"/>
             </w:pPr>
-            <w:r>
-              <w:t xml:space="preserve"/>
-            </w:r>
           </w:p>
         </w:tc>
       </w:tr>
@@ -9014,7 +8575,7 @@
               </w:rPr>
             </w:pPr>
             <w:r>
-              <w:t xml:space="preserve">Storage</w:t>
+              <w:t>Storage</w:t>
             </w:r>
           </w:p>
         </w:tc>
@@ -9050,7 +8611,7 @@
               <w:rPr>
                 <w:color w:val="FFFFFF"/>
               </w:rPr>
-              <w:t xml:space="preserve">Verdict</w:t>
+              <w:t>Verdict</w:t>
             </w:r>
           </w:p>
         </w:tc>
@@ -9085,7 +8646,7 @@
               <w:spacing w:line="240" w:lineRule="auto"/>
             </w:pPr>
             <w:r>
-              <w:t xml:space="preserve">Storage</w:t>
+              <w:t>Storage</w:t>
             </w:r>
           </w:p>
         </w:tc>
@@ -9119,7 +8680,7 @@
               <w:rPr>
                 <w:color w:val="FFFFFF"/>
               </w:rPr>
-              <w:t xml:space="preserve">P</w:t>
+              <w:t>P</w:t>
             </w:r>
           </w:p>
         </w:tc>
@@ -9153,7 +8714,7 @@
               <w:rPr>
                 <w:color w:val="FFFFFF"/>
               </w:rPr>
-              <w:t xml:space="preserve">F</w:t>
+              <w:t>F</w:t>
             </w:r>
           </w:p>
         </w:tc>
@@ -9187,7 +8748,7 @@
               <w:rPr>
                 <w:color w:val="FFFFFF"/>
               </w:rPr>
-              <w:t xml:space="preserve">NA</w:t>
+              <w:t>NA</w:t>
             </w:r>
           </w:p>
         </w:tc>
@@ -9221,7 +8782,7 @@
               <w:rPr>
                 <w:color w:val="FFFFFF"/>
               </w:rPr>
-              <w:t xml:space="preserve">INC</w:t>
+              <w:t>INC</w:t>
             </w:r>
           </w:p>
         </w:tc>
@@ -9243,8 +8804,7 @@
               <w:spacing w:line="240" w:lineRule="auto"/>
             </w:pPr>
             <w:r>
-              <w:rPr/>
-              <w:t xml:space="preserve">5.1</w:t>
+              <w:t>5.1</w:t>
             </w:r>
           </w:p>
         </w:tc>
@@ -9264,7 +8824,7 @@
               <w:spacing w:line="240" w:lineRule="auto"/>
             </w:pPr>
             <w:r>
-              <w:t xml:space="preserve">Establish and Maintain a Data Recovery Process</w:t>
+              <w:t>Establish and Maintain a Data Recovery Process</w:t>
             </w:r>
           </w:p>
         </w:tc>
@@ -9290,9 +8850,6 @@
               </w:pBdr>
               <w:spacing w:line="240" w:lineRule="auto"/>
             </w:pPr>
-            <w:r>
-              <w:t xml:space="preserve"/>
-            </w:r>
           </w:p>
         </w:tc>
         <w:tc>
@@ -9317,9 +8874,6 @@
               </w:pBdr>
               <w:spacing w:line="240" w:lineRule="auto"/>
             </w:pPr>
-            <w:r>
-              <w:t xml:space="preserve"/>
-            </w:r>
           </w:p>
         </w:tc>
         <w:tc>
@@ -9344,9 +8898,6 @@
               </w:pBdr>
               <w:spacing w:line="240" w:lineRule="auto"/>
             </w:pPr>
-            <w:r>
-              <w:t xml:space="preserve"/>
-            </w:r>
           </w:p>
         </w:tc>
         <w:tc>
@@ -9371,9 +8922,6 @@
               </w:pBdr>
               <w:spacing w:line="240" w:lineRule="auto"/>
             </w:pPr>
-            <w:r>
-              <w:t xml:space="preserve"/>
-            </w:r>
           </w:p>
         </w:tc>
       </w:tr>
@@ -9394,8 +8942,7 @@
               <w:spacing w:line="240" w:lineRule="auto"/>
             </w:pPr>
             <w:r>
-              <w:rPr/>
-              <w:t xml:space="preserve">5.2</w:t>
+              <w:t>5.2</w:t>
             </w:r>
           </w:p>
         </w:tc>
@@ -9415,7 +8962,7 @@
               <w:spacing w:line="240" w:lineRule="auto"/>
             </w:pPr>
             <w:r>
-              <w:t xml:space="preserve">Establish and Maintain a Secure Network Architecture</w:t>
+              <w:t>Establish and Maintain a Secure Network Architecture</w:t>
             </w:r>
           </w:p>
         </w:tc>
@@ -9441,9 +8988,6 @@
               </w:pBdr>
               <w:spacing w:line="240" w:lineRule="auto"/>
             </w:pPr>
-            <w:r>
-              <w:t xml:space="preserve"/>
-            </w:r>
           </w:p>
         </w:tc>
         <w:tc>
@@ -9468,9 +9012,6 @@
               </w:pBdr>
               <w:spacing w:line="240" w:lineRule="auto"/>
             </w:pPr>
-            <w:r>
-              <w:t xml:space="preserve"/>
-            </w:r>
           </w:p>
         </w:tc>
         <w:tc>
@@ -9495,9 +9036,6 @@
               </w:pBdr>
               <w:spacing w:line="240" w:lineRule="auto"/>
             </w:pPr>
-            <w:r>
-              <w:t xml:space="preserve"/>
-            </w:r>
           </w:p>
         </w:tc>
         <w:tc>
@@ -9522,9 +9060,6 @@
               </w:pBdr>
               <w:spacing w:line="240" w:lineRule="auto"/>
             </w:pPr>
-            <w:r>
-              <w:t xml:space="preserve"/>
-            </w:r>
           </w:p>
         </w:tc>
       </w:tr>
@@ -9545,8 +9080,7 @@
               <w:spacing w:line="240" w:lineRule="auto"/>
             </w:pPr>
             <w:r>
-              <w:rPr/>
-              <w:t xml:space="preserve">5.3</w:t>
+              <w:t>5.3</w:t>
             </w:r>
           </w:p>
         </w:tc>
@@ -9566,7 +9100,7 @@
               <w:spacing w:line="240" w:lineRule="auto"/>
             </w:pPr>
             <w:r>
-              <w:t xml:space="preserve">Encrypt Confidential Data in Transit</w:t>
+              <w:t>Encrypt Confidential Data in Transit</w:t>
             </w:r>
           </w:p>
         </w:tc>
@@ -9592,9 +9126,6 @@
               </w:pBdr>
               <w:spacing w:line="240" w:lineRule="auto"/>
             </w:pPr>
-            <w:r>
-              <w:t xml:space="preserve"/>
-            </w:r>
           </w:p>
         </w:tc>
         <w:tc>
@@ -9619,9 +9150,6 @@
               </w:pBdr>
               <w:spacing w:line="240" w:lineRule="auto"/>
             </w:pPr>
-            <w:r>
-              <w:t xml:space="preserve"/>
-            </w:r>
           </w:p>
         </w:tc>
         <w:tc>
@@ -9646,9 +9174,6 @@
               </w:pBdr>
               <w:spacing w:line="240" w:lineRule="auto"/>
             </w:pPr>
-            <w:r>
-              <w:t xml:space="preserve"/>
-            </w:r>
           </w:p>
         </w:tc>
         <w:tc>
@@ -9673,9 +9198,6 @@
               </w:pBdr>
               <w:spacing w:line="240" w:lineRule="auto"/>
             </w:pPr>
-            <w:r>
-              <w:t xml:space="preserve"/>
-            </w:r>
           </w:p>
         </w:tc>
       </w:tr>
@@ -9696,8 +9218,7 @@
               <w:spacing w:line="240" w:lineRule="auto"/>
             </w:pPr>
             <w:r>
-              <w:rPr/>
-              <w:t xml:space="preserve">5.4</w:t>
+              <w:t>5.4</w:t>
             </w:r>
           </w:p>
         </w:tc>
@@ -9717,7 +9238,7 @@
               <w:spacing w:line="240" w:lineRule="auto"/>
             </w:pPr>
             <w:r>
-              <w:t xml:space="preserve">Encrypt Confidential Data at Rest</w:t>
+              <w:t>Encrypt Confidential Data at Rest</w:t>
             </w:r>
           </w:p>
         </w:tc>
@@ -9743,9 +9264,6 @@
               </w:pBdr>
               <w:spacing w:line="240" w:lineRule="auto"/>
             </w:pPr>
-            <w:r>
-              <w:t xml:space="preserve"/>
-            </w:r>
           </w:p>
         </w:tc>
         <w:tc>
@@ -9770,9 +9288,6 @@
               </w:pBdr>
               <w:spacing w:line="240" w:lineRule="auto"/>
             </w:pPr>
-            <w:r>
-              <w:t xml:space="preserve"/>
-            </w:r>
           </w:p>
         </w:tc>
         <w:tc>
@@ -9797,9 +9312,6 @@
               </w:pBdr>
               <w:spacing w:line="240" w:lineRule="auto"/>
             </w:pPr>
-            <w:r>
-              <w:t xml:space="preserve"/>
-            </w:r>
           </w:p>
         </w:tc>
         <w:tc>
@@ -9824,9 +9336,6 @@
               </w:pBdr>
               <w:spacing w:line="240" w:lineRule="auto"/>
             </w:pPr>
-            <w:r>
-              <w:t xml:space="preserve"/>
-            </w:r>
           </w:p>
         </w:tc>
       </w:tr>
@@ -9847,8 +9356,7 @@
               <w:spacing w:line="240" w:lineRule="auto"/>
             </w:pPr>
             <w:r>
-              <w:rPr/>
-              <w:t xml:space="preserve">5.5</w:t>
+              <w:t>5.5</w:t>
             </w:r>
           </w:p>
         </w:tc>
@@ -9868,7 +9376,7 @@
               <w:spacing w:line="240" w:lineRule="auto"/>
             </w:pPr>
             <w:r>
-              <w:t xml:space="preserve">Configure Data Access Control Lists</w:t>
+              <w:t>Configure Data Access Control Lists</w:t>
             </w:r>
           </w:p>
         </w:tc>
@@ -9894,9 +9402,6 @@
               </w:pBdr>
               <w:spacing w:line="240" w:lineRule="auto"/>
             </w:pPr>
-            <w:r>
-              <w:t xml:space="preserve"/>
-            </w:r>
           </w:p>
         </w:tc>
         <w:tc>
@@ -9921,9 +9426,6 @@
               </w:pBdr>
               <w:spacing w:line="240" w:lineRule="auto"/>
             </w:pPr>
-            <w:r>
-              <w:t xml:space="preserve"/>
-            </w:r>
           </w:p>
         </w:tc>
         <w:tc>
@@ -9948,9 +9450,6 @@
               </w:pBdr>
               <w:spacing w:line="240" w:lineRule="auto"/>
             </w:pPr>
-            <w:r>
-              <w:t xml:space="preserve"/>
-            </w:r>
           </w:p>
         </w:tc>
         <w:tc>
@@ -9975,9 +9474,6 @@
               </w:pBdr>
               <w:spacing w:line="240" w:lineRule="auto"/>
             </w:pPr>
-            <w:r>
-              <w:t xml:space="preserve"/>
-            </w:r>
           </w:p>
         </w:tc>
       </w:tr>
@@ -9998,8 +9494,7 @@
               <w:spacing w:line="240" w:lineRule="auto"/>
             </w:pPr>
             <w:r>
-              <w:rPr/>
-              <w:t xml:space="preserve">5.6</w:t>
+              <w:t>5.6</w:t>
             </w:r>
           </w:p>
         </w:tc>
@@ -10019,7 +9514,7 @@
               <w:spacing w:line="240" w:lineRule="auto"/>
             </w:pPr>
             <w:r>
-              <w:t xml:space="preserve">Establish and Maintain a Secure Configuration Process</w:t>
+              <w:t>Establish and Maintain a Secure Configuration Process</w:t>
             </w:r>
           </w:p>
         </w:tc>
@@ -10045,9 +9540,6 @@
               </w:pBdr>
               <w:spacing w:line="240" w:lineRule="auto"/>
             </w:pPr>
-            <w:r>
-              <w:t xml:space="preserve"/>
-            </w:r>
           </w:p>
         </w:tc>
         <w:tc>
@@ -10072,9 +9564,6 @@
               </w:pBdr>
               <w:spacing w:line="240" w:lineRule="auto"/>
             </w:pPr>
-            <w:r>
-              <w:t xml:space="preserve"/>
-            </w:r>
           </w:p>
         </w:tc>
         <w:tc>
@@ -10099,9 +9588,6 @@
               </w:pBdr>
               <w:spacing w:line="240" w:lineRule="auto"/>
             </w:pPr>
-            <w:r>
-              <w:t xml:space="preserve"/>
-            </w:r>
           </w:p>
         </w:tc>
         <w:tc>
@@ -10126,9 +9612,6 @@
               </w:pBdr>
               <w:spacing w:line="240" w:lineRule="auto"/>
             </w:pPr>
-            <w:r>
-              <w:t xml:space="preserve"/>
-            </w:r>
           </w:p>
         </w:tc>
       </w:tr>
@@ -10149,8 +9632,7 @@
               <w:spacing w:line="240" w:lineRule="auto"/>
             </w:pPr>
             <w:r>
-              <w:rPr/>
-              <w:t xml:space="preserve">5.7</w:t>
+              <w:t>5.7</w:t>
             </w:r>
           </w:p>
         </w:tc>
@@ -10170,7 +9652,7 @@
               <w:spacing w:line="240" w:lineRule="auto"/>
             </w:pPr>
             <w:r>
-              <w:t xml:space="preserve">Securely Manage Enterprise Assets and Software</w:t>
+              <w:t>Securely Manage Enterprise Assets and Software</w:t>
             </w:r>
           </w:p>
         </w:tc>
@@ -10196,9 +9678,6 @@
               </w:pBdr>
               <w:spacing w:line="240" w:lineRule="auto"/>
             </w:pPr>
-            <w:r>
-              <w:t xml:space="preserve"/>
-            </w:r>
           </w:p>
         </w:tc>
         <w:tc>
@@ -10223,9 +9702,6 @@
               </w:pBdr>
               <w:spacing w:line="240" w:lineRule="auto"/>
             </w:pPr>
-            <w:r>
-              <w:t xml:space="preserve"/>
-            </w:r>
           </w:p>
         </w:tc>
         <w:tc>
@@ -10250,9 +9726,6 @@
               </w:pBdr>
               <w:spacing w:line="240" w:lineRule="auto"/>
             </w:pPr>
-            <w:r>
-              <w:t xml:space="preserve"/>
-            </w:r>
           </w:p>
         </w:tc>
         <w:tc>
@@ -10277,9 +9750,6 @@
               </w:pBdr>
               <w:spacing w:line="240" w:lineRule="auto"/>
             </w:pPr>
-            <w:r>
-              <w:t xml:space="preserve"/>
-            </w:r>
           </w:p>
         </w:tc>
       </w:tr>
@@ -10300,8 +9770,7 @@
               <w:spacing w:line="240" w:lineRule="auto"/>
             </w:pPr>
             <w:r>
-              <w:rPr/>
-              <w:t xml:space="preserve">5.8</w:t>
+              <w:t>5.8</w:t>
             </w:r>
           </w:p>
         </w:tc>
@@ -10321,7 +9790,7 @@
               <w:spacing w:line="240" w:lineRule="auto"/>
             </w:pPr>
             <w:r>
-              <w:t xml:space="preserve">Establish an Access Revoking Process</w:t>
+              <w:t>Establish an Access Revoking Process</w:t>
             </w:r>
           </w:p>
         </w:tc>
@@ -10347,9 +9816,6 @@
               </w:pBdr>
               <w:spacing w:line="240" w:lineRule="auto"/>
             </w:pPr>
-            <w:r>
-              <w:t xml:space="preserve"/>
-            </w:r>
           </w:p>
         </w:tc>
         <w:tc>
@@ -10374,9 +9840,6 @@
               </w:pBdr>
               <w:spacing w:line="240" w:lineRule="auto"/>
             </w:pPr>
-            <w:r>
-              <w:t xml:space="preserve"/>
-            </w:r>
           </w:p>
         </w:tc>
         <w:tc>
@@ -10401,9 +9864,6 @@
               </w:pBdr>
               <w:spacing w:line="240" w:lineRule="auto"/>
             </w:pPr>
-            <w:r>
-              <w:t xml:space="preserve"/>
-            </w:r>
           </w:p>
         </w:tc>
         <w:tc>
@@ -10428,9 +9888,6 @@
               </w:pBdr>
               <w:spacing w:line="240" w:lineRule="auto"/>
             </w:pPr>
-            <w:r>
-              <w:t xml:space="preserve"/>
-            </w:r>
           </w:p>
         </w:tc>
       </w:tr>
@@ -10461,7 +9918,7 @@
               </w:rPr>
             </w:pPr>
             <w:r>
-              <w:t xml:space="preserve">Database Services</w:t>
+              <w:t>Database Services</w:t>
             </w:r>
           </w:p>
         </w:tc>
@@ -10497,7 +9954,7 @@
               <w:rPr>
                 <w:color w:val="FFFFFF"/>
               </w:rPr>
-              <w:t xml:space="preserve">Verdict</w:t>
+              <w:t>Verdict</w:t>
             </w:r>
           </w:p>
         </w:tc>
@@ -10532,7 +9989,7 @@
               <w:spacing w:line="240" w:lineRule="auto"/>
             </w:pPr>
             <w:r>
-              <w:t xml:space="preserve">Database Services</w:t>
+              <w:t>Database Services</w:t>
             </w:r>
           </w:p>
         </w:tc>
@@ -10566,7 +10023,7 @@
               <w:rPr>
                 <w:color w:val="FFFFFF"/>
               </w:rPr>
-              <w:t xml:space="preserve">P</w:t>
+              <w:t>P</w:t>
             </w:r>
           </w:p>
         </w:tc>
@@ -10600,7 +10057,7 @@
               <w:rPr>
                 <w:color w:val="FFFFFF"/>
               </w:rPr>
-              <w:t xml:space="preserve">F</w:t>
+              <w:t>F</w:t>
             </w:r>
           </w:p>
         </w:tc>
@@ -10634,7 +10091,7 @@
               <w:rPr>
                 <w:color w:val="FFFFFF"/>
               </w:rPr>
-              <w:t xml:space="preserve">NA</w:t>
+              <w:t>NA</w:t>
             </w:r>
           </w:p>
         </w:tc>
@@ -10668,7 +10125,7 @@
               <w:rPr>
                 <w:color w:val="FFFFFF"/>
               </w:rPr>
-              <w:t xml:space="preserve">INC</w:t>
+              <w:t>INC</w:t>
             </w:r>
           </w:p>
         </w:tc>
@@ -10690,8 +10147,7 @@
               <w:spacing w:line="240" w:lineRule="auto"/>
             </w:pPr>
             <w:r>
-              <w:rPr/>
-              <w:t xml:space="preserve">6.1</w:t>
+              <w:t>6.1</w:t>
             </w:r>
           </w:p>
         </w:tc>
@@ -10711,7 +10167,7 @@
               <w:spacing w:line="240" w:lineRule="auto"/>
             </w:pPr>
             <w:r>
-              <w:t xml:space="preserve">Use Standard Hardening Configuration Templates for Application Infrastructure</w:t>
+              <w:t>Use Standard Hardening Configuration Templates for Application Infrastructure</w:t>
             </w:r>
           </w:p>
         </w:tc>
@@ -10737,9 +10193,6 @@
               </w:pBdr>
               <w:spacing w:line="240" w:lineRule="auto"/>
             </w:pPr>
-            <w:r>
-              <w:t xml:space="preserve"/>
-            </w:r>
           </w:p>
         </w:tc>
         <w:tc>
@@ -10764,9 +10217,6 @@
               </w:pBdr>
               <w:spacing w:line="240" w:lineRule="auto"/>
             </w:pPr>
-            <w:r>
-              <w:t xml:space="preserve"/>
-            </w:r>
           </w:p>
         </w:tc>
         <w:tc>
@@ -10791,9 +10241,6 @@
               </w:pBdr>
               <w:spacing w:line="240" w:lineRule="auto"/>
             </w:pPr>
-            <w:r>
-              <w:t xml:space="preserve"/>
-            </w:r>
           </w:p>
         </w:tc>
         <w:tc>
@@ -10818,9 +10265,6 @@
               </w:pBdr>
               <w:spacing w:line="240" w:lineRule="auto"/>
             </w:pPr>
-            <w:r>
-              <w:t xml:space="preserve"/>
-            </w:r>
           </w:p>
         </w:tc>
       </w:tr>
@@ -10841,8 +10285,7 @@
               <w:spacing w:line="240" w:lineRule="auto"/>
             </w:pPr>
             <w:r>
-              <w:rPr/>
-              <w:t xml:space="preserve">6.2</w:t>
+              <w:t>6.2</w:t>
             </w:r>
           </w:p>
         </w:tc>
@@ -10862,7 +10305,7 @@
               <w:spacing w:line="240" w:lineRule="auto"/>
             </w:pPr>
             <w:r>
-              <w:t xml:space="preserve">Allowlist Authorized Scripts</w:t>
+              <w:t>Allowlist Authorized Scripts</w:t>
             </w:r>
           </w:p>
         </w:tc>
@@ -10888,9 +10331,6 @@
               </w:pBdr>
               <w:spacing w:line="240" w:lineRule="auto"/>
             </w:pPr>
-            <w:r>
-              <w:t xml:space="preserve"/>
-            </w:r>
           </w:p>
         </w:tc>
         <w:tc>
@@ -10915,9 +10355,6 @@
               </w:pBdr>
               <w:spacing w:line="240" w:lineRule="auto"/>
             </w:pPr>
-            <w:r>
-              <w:t xml:space="preserve"/>
-            </w:r>
           </w:p>
         </w:tc>
         <w:tc>
@@ -10942,9 +10379,6 @@
               </w:pBdr>
               <w:spacing w:line="240" w:lineRule="auto"/>
             </w:pPr>
-            <w:r>
-              <w:t xml:space="preserve"/>
-            </w:r>
           </w:p>
         </w:tc>
         <w:tc>
@@ -10969,9 +10403,6 @@
               </w:pBdr>
               <w:spacing w:line="240" w:lineRule="auto"/>
             </w:pPr>
-            <w:r>
-              <w:t xml:space="preserve"/>
-            </w:r>
           </w:p>
         </w:tc>
       </w:tr>
@@ -10992,8 +10423,7 @@
               <w:spacing w:line="240" w:lineRule="auto"/>
             </w:pPr>
             <w:r>
-              <w:rPr/>
-              <w:t xml:space="preserve">6.3</w:t>
+              <w:t>6.3</w:t>
             </w:r>
           </w:p>
         </w:tc>
@@ -11013,7 +10443,7 @@
               <w:spacing w:line="240" w:lineRule="auto"/>
             </w:pPr>
             <w:r>
-              <w:t xml:space="preserve">Encrypt Confidential Data in Transit</w:t>
+              <w:t>Encrypt Confidential Data in Transit</w:t>
             </w:r>
           </w:p>
         </w:tc>
@@ -11039,9 +10469,6 @@
               </w:pBdr>
               <w:spacing w:line="240" w:lineRule="auto"/>
             </w:pPr>
-            <w:r>
-              <w:t xml:space="preserve"/>
-            </w:r>
           </w:p>
         </w:tc>
         <w:tc>
@@ -11066,9 +10493,6 @@
               </w:pBdr>
               <w:spacing w:line="240" w:lineRule="auto"/>
             </w:pPr>
-            <w:r>
-              <w:t xml:space="preserve"/>
-            </w:r>
           </w:p>
         </w:tc>
         <w:tc>
@@ -11093,9 +10517,6 @@
               </w:pBdr>
               <w:spacing w:line="240" w:lineRule="auto"/>
             </w:pPr>
-            <w:r>
-              <w:t xml:space="preserve"/>
-            </w:r>
           </w:p>
         </w:tc>
         <w:tc>
@@ -11120,9 +10541,6 @@
               </w:pBdr>
               <w:spacing w:line="240" w:lineRule="auto"/>
             </w:pPr>
-            <w:r>
-              <w:t xml:space="preserve"/>
-            </w:r>
           </w:p>
         </w:tc>
       </w:tr>
@@ -11143,8 +10561,7 @@
               <w:spacing w:line="240" w:lineRule="auto"/>
             </w:pPr>
             <w:r>
-              <w:rPr/>
-              <w:t xml:space="preserve">6.4</w:t>
+              <w:t>6.4</w:t>
             </w:r>
           </w:p>
         </w:tc>
@@ -11164,7 +10581,7 @@
               <w:spacing w:line="240" w:lineRule="auto"/>
             </w:pPr>
             <w:r>
-              <w:t xml:space="preserve">Encrypt Confidential Data at Rest</w:t>
+              <w:t>Encrypt Confidential Data at Rest</w:t>
             </w:r>
           </w:p>
         </w:tc>
@@ -11190,9 +10607,6 @@
               </w:pBdr>
               <w:spacing w:line="240" w:lineRule="auto"/>
             </w:pPr>
-            <w:r>
-              <w:t xml:space="preserve"/>
-            </w:r>
           </w:p>
         </w:tc>
         <w:tc>
@@ -11217,9 +10631,6 @@
               </w:pBdr>
               <w:spacing w:line="240" w:lineRule="auto"/>
             </w:pPr>
-            <w:r>
-              <w:t xml:space="preserve"/>
-            </w:r>
           </w:p>
         </w:tc>
         <w:tc>
@@ -11244,9 +10655,6 @@
               </w:pBdr>
               <w:spacing w:line="240" w:lineRule="auto"/>
             </w:pPr>
-            <w:r>
-              <w:t xml:space="preserve"/>
-            </w:r>
           </w:p>
         </w:tc>
         <w:tc>
@@ -11271,9 +10679,6 @@
               </w:pBdr>
               <w:spacing w:line="240" w:lineRule="auto"/>
             </w:pPr>
-            <w:r>
-              <w:t xml:space="preserve"/>
-            </w:r>
           </w:p>
         </w:tc>
       </w:tr>
@@ -11294,8 +10699,7 @@
               <w:spacing w:line="240" w:lineRule="auto"/>
             </w:pPr>
             <w:r>
-              <w:rPr/>
-              <w:t xml:space="preserve">6.5</w:t>
+              <w:t>6.5</w:t>
             </w:r>
           </w:p>
         </w:tc>
@@ -11315,7 +10719,7 @@
               <w:spacing w:line="240" w:lineRule="auto"/>
             </w:pPr>
             <w:r>
-              <w:t xml:space="preserve">Configure Data Access Control Lists</w:t>
+              <w:t>Configure Data Access Control Lists</w:t>
             </w:r>
           </w:p>
         </w:tc>
@@ -11341,9 +10745,6 @@
               </w:pBdr>
               <w:spacing w:line="240" w:lineRule="auto"/>
             </w:pPr>
-            <w:r>
-              <w:t xml:space="preserve"/>
-            </w:r>
           </w:p>
         </w:tc>
         <w:tc>
@@ -11368,9 +10769,6 @@
               </w:pBdr>
               <w:spacing w:line="240" w:lineRule="auto"/>
             </w:pPr>
-            <w:r>
-              <w:t xml:space="preserve"/>
-            </w:r>
           </w:p>
         </w:tc>
         <w:tc>
@@ -11395,9 +10793,6 @@
               </w:pBdr>
               <w:spacing w:line="240" w:lineRule="auto"/>
             </w:pPr>
-            <w:r>
-              <w:t xml:space="preserve"/>
-            </w:r>
           </w:p>
         </w:tc>
         <w:tc>
@@ -11422,9 +10817,6 @@
               </w:pBdr>
               <w:spacing w:line="240" w:lineRule="auto"/>
             </w:pPr>
-            <w:r>
-              <w:t xml:space="preserve"/>
-            </w:r>
           </w:p>
         </w:tc>
       </w:tr>
@@ -11445,8 +10837,7 @@
               <w:spacing w:line="240" w:lineRule="auto"/>
             </w:pPr>
             <w:r>
-              <w:rPr/>
-              <w:t xml:space="preserve">6.6</w:t>
+              <w:t>6.6</w:t>
             </w:r>
           </w:p>
         </w:tc>
@@ -11466,7 +10857,7 @@
               <w:spacing w:line="240" w:lineRule="auto"/>
             </w:pPr>
             <w:r>
-              <w:t xml:space="preserve">Establish and Maintain a Secure Configuration Process</w:t>
+              <w:t>Establish and Maintain a Secure Configuration Process</w:t>
             </w:r>
           </w:p>
         </w:tc>
@@ -11492,9 +10883,6 @@
               </w:pBdr>
               <w:spacing w:line="240" w:lineRule="auto"/>
             </w:pPr>
-            <w:r>
-              <w:t xml:space="preserve"/>
-            </w:r>
           </w:p>
         </w:tc>
         <w:tc>
@@ -11519,9 +10907,6 @@
               </w:pBdr>
               <w:spacing w:line="240" w:lineRule="auto"/>
             </w:pPr>
-            <w:r>
-              <w:t xml:space="preserve"/>
-            </w:r>
           </w:p>
         </w:tc>
         <w:tc>
@@ -11546,9 +10931,6 @@
               </w:pBdr>
               <w:spacing w:line="240" w:lineRule="auto"/>
             </w:pPr>
-            <w:r>
-              <w:t xml:space="preserve"/>
-            </w:r>
           </w:p>
         </w:tc>
         <w:tc>
@@ -11573,9 +10955,6 @@
               </w:pBdr>
               <w:spacing w:line="240" w:lineRule="auto"/>
             </w:pPr>
-            <w:r>
-              <w:t xml:space="preserve"/>
-            </w:r>
           </w:p>
         </w:tc>
       </w:tr>
@@ -11596,8 +10975,8 @@
               <w:spacing w:line="240" w:lineRule="auto"/>
             </w:pPr>
             <w:r>
-              <w:rPr/>
-              <w:t xml:space="preserve">6.7</w:t>
+              <w:lastRenderedPageBreak/>
+              <w:t>6.7</w:t>
             </w:r>
           </w:p>
         </w:tc>
@@ -11617,7 +10996,7 @@
               <w:spacing w:line="240" w:lineRule="auto"/>
             </w:pPr>
             <w:r>
-              <w:t xml:space="preserve">Implement and Manage a Firewall on Servers</w:t>
+              <w:t>Implement and Manage a Firewall on Servers</w:t>
             </w:r>
           </w:p>
         </w:tc>
@@ -11643,9 +11022,6 @@
               </w:pBdr>
               <w:spacing w:line="240" w:lineRule="auto"/>
             </w:pPr>
-            <w:r>
-              <w:t xml:space="preserve"/>
-            </w:r>
           </w:p>
         </w:tc>
         <w:tc>
@@ -11670,9 +11046,6 @@
               </w:pBdr>
               <w:spacing w:line="240" w:lineRule="auto"/>
             </w:pPr>
-            <w:r>
-              <w:t xml:space="preserve"/>
-            </w:r>
           </w:p>
         </w:tc>
         <w:tc>
@@ -11697,9 +11070,6 @@
               </w:pBdr>
               <w:spacing w:line="240" w:lineRule="auto"/>
             </w:pPr>
-            <w:r>
-              <w:t xml:space="preserve"/>
-            </w:r>
           </w:p>
         </w:tc>
         <w:tc>
@@ -11724,9 +11094,6 @@
               </w:pBdr>
               <w:spacing w:line="240" w:lineRule="auto"/>
             </w:pPr>
-            <w:r>
-              <w:t xml:space="preserve"/>
-            </w:r>
           </w:p>
         </w:tc>
       </w:tr>
@@ -11747,8 +11114,7 @@
               <w:spacing w:line="240" w:lineRule="auto"/>
             </w:pPr>
             <w:r>
-              <w:rPr/>
-              <w:t xml:space="preserve">6.8</w:t>
+              <w:t>6.8</w:t>
             </w:r>
           </w:p>
         </w:tc>
@@ -11768,7 +11134,7 @@
               <w:spacing w:line="240" w:lineRule="auto"/>
             </w:pPr>
             <w:r>
-              <w:t xml:space="preserve">Securely Manage Enterprise Assets and Software</w:t>
+              <w:t>Securely Manage Enterprise Assets and Software</w:t>
             </w:r>
           </w:p>
         </w:tc>
@@ -11794,9 +11160,6 @@
               </w:pBdr>
               <w:spacing w:line="240" w:lineRule="auto"/>
             </w:pPr>
-            <w:r>
-              <w:t xml:space="preserve"/>
-            </w:r>
           </w:p>
         </w:tc>
         <w:tc>
@@ -11821,9 +11184,6 @@
               </w:pBdr>
               <w:spacing w:line="240" w:lineRule="auto"/>
             </w:pPr>
-            <w:r>
-              <w:t xml:space="preserve"/>
-            </w:r>
           </w:p>
         </w:tc>
         <w:tc>
@@ -11848,9 +11208,6 @@
               </w:pBdr>
               <w:spacing w:line="240" w:lineRule="auto"/>
             </w:pPr>
-            <w:r>
-              <w:t xml:space="preserve"/>
-            </w:r>
           </w:p>
         </w:tc>
         <w:tc>
@@ -11875,9 +11232,6 @@
               </w:pBdr>
               <w:spacing w:line="240" w:lineRule="auto"/>
             </w:pPr>
-            <w:r>
-              <w:t xml:space="preserve"/>
-            </w:r>
           </w:p>
         </w:tc>
       </w:tr>
@@ -11898,8 +11252,7 @@
               <w:spacing w:line="240" w:lineRule="auto"/>
             </w:pPr>
             <w:r>
-              <w:rPr/>
-              <w:t xml:space="preserve">6.9</w:t>
+              <w:t>6.9</w:t>
             </w:r>
           </w:p>
         </w:tc>
@@ -11919,7 +11272,7 @@
               <w:spacing w:line="240" w:lineRule="auto"/>
             </w:pPr>
             <w:r>
-              <w:t xml:space="preserve">Manage Default Accounts on Enterprise Assets and Software</w:t>
+              <w:t>Manage Default Accounts on Enterprise Assets and Software</w:t>
             </w:r>
           </w:p>
         </w:tc>
@@ -11945,9 +11298,6 @@
               </w:pBdr>
               <w:spacing w:line="240" w:lineRule="auto"/>
             </w:pPr>
-            <w:r>
-              <w:t xml:space="preserve"/>
-            </w:r>
           </w:p>
         </w:tc>
         <w:tc>
@@ -11972,9 +11322,6 @@
               </w:pBdr>
               <w:spacing w:line="240" w:lineRule="auto"/>
             </w:pPr>
-            <w:r>
-              <w:t xml:space="preserve"/>
-            </w:r>
           </w:p>
         </w:tc>
         <w:tc>
@@ -11999,9 +11346,6 @@
               </w:pBdr>
               <w:spacing w:line="240" w:lineRule="auto"/>
             </w:pPr>
-            <w:r>
-              <w:t xml:space="preserve"/>
-            </w:r>
           </w:p>
         </w:tc>
         <w:tc>
@@ -12026,9 +11370,6 @@
               </w:pBdr>
               <w:spacing w:line="240" w:lineRule="auto"/>
             </w:pPr>
-            <w:r>
-              <w:t xml:space="preserve"/>
-            </w:r>
           </w:p>
         </w:tc>
       </w:tr>
@@ -12049,8 +11390,7 @@
               <w:spacing w:line="240" w:lineRule="auto"/>
             </w:pPr>
             <w:r>
-              <w:rPr/>
-              <w:t xml:space="preserve">6.10</w:t>
+              <w:t>6.10</w:t>
             </w:r>
           </w:p>
         </w:tc>
@@ -12070,7 +11410,7 @@
               <w:spacing w:line="240" w:lineRule="auto"/>
             </w:pPr>
             <w:r>
-              <w:t xml:space="preserve">Uninstall or Disable Unnecessary Services on Enterprise Assets and Software</w:t>
+              <w:t>Uninstall or Disable Unnecessary Services on Enterprise Assets and Software</w:t>
             </w:r>
           </w:p>
         </w:tc>
@@ -12096,9 +11436,6 @@
               </w:pBdr>
               <w:spacing w:line="240" w:lineRule="auto"/>
             </w:pPr>
-            <w:r>
-              <w:t xml:space="preserve"/>
-            </w:r>
           </w:p>
         </w:tc>
         <w:tc>
@@ -12123,9 +11460,6 @@
               </w:pBdr>
               <w:spacing w:line="240" w:lineRule="auto"/>
             </w:pPr>
-            <w:r>
-              <w:t xml:space="preserve"/>
-            </w:r>
           </w:p>
         </w:tc>
         <w:tc>
@@ -12150,9 +11484,6 @@
               </w:pBdr>
               <w:spacing w:line="240" w:lineRule="auto"/>
             </w:pPr>
-            <w:r>
-              <w:t xml:space="preserve"/>
-            </w:r>
           </w:p>
         </w:tc>
         <w:tc>
@@ -12177,9 +11508,6 @@
               </w:pBdr>
               <w:spacing w:line="240" w:lineRule="auto"/>
             </w:pPr>
-            <w:r>
-              <w:t xml:space="preserve"/>
-            </w:r>
           </w:p>
         </w:tc>
       </w:tr>
@@ -12200,8 +11528,7 @@
               <w:spacing w:line="240" w:lineRule="auto"/>
             </w:pPr>
             <w:r>
-              <w:rPr/>
-              <w:t xml:space="preserve">6.11</w:t>
+              <w:t>6.11</w:t>
             </w:r>
           </w:p>
         </w:tc>
@@ -12221,7 +11548,7 @@
               <w:spacing w:line="240" w:lineRule="auto"/>
             </w:pPr>
             <w:r>
-              <w:t xml:space="preserve">Centralize Account Management</w:t>
+              <w:t>Centralize Account Management</w:t>
             </w:r>
           </w:p>
         </w:tc>
@@ -12247,9 +11574,6 @@
               </w:pBdr>
               <w:spacing w:line="240" w:lineRule="auto"/>
             </w:pPr>
-            <w:r>
-              <w:t xml:space="preserve"/>
-            </w:r>
           </w:p>
         </w:tc>
         <w:tc>
@@ -12274,9 +11598,6 @@
               </w:pBdr>
               <w:spacing w:line="240" w:lineRule="auto"/>
             </w:pPr>
-            <w:r>
-              <w:t xml:space="preserve"/>
-            </w:r>
           </w:p>
         </w:tc>
         <w:tc>
@@ -12301,9 +11622,6 @@
               </w:pBdr>
               <w:spacing w:line="240" w:lineRule="auto"/>
             </w:pPr>
-            <w:r>
-              <w:t xml:space="preserve"/>
-            </w:r>
           </w:p>
         </w:tc>
         <w:tc>
@@ -12328,9 +11646,6 @@
               </w:pBdr>
               <w:spacing w:line="240" w:lineRule="auto"/>
             </w:pPr>
-            <w:r>
-              <w:t xml:space="preserve"/>
-            </w:r>
           </w:p>
         </w:tc>
       </w:tr>
@@ -12351,8 +11666,7 @@
               <w:spacing w:line="240" w:lineRule="auto"/>
             </w:pPr>
             <w:r>
-              <w:rPr/>
-              <w:t xml:space="preserve">6.12</w:t>
+              <w:t>6.12</w:t>
             </w:r>
           </w:p>
         </w:tc>
@@ -12372,7 +11686,7 @@
               <w:spacing w:line="240" w:lineRule="auto"/>
             </w:pPr>
             <w:r>
-              <w:t xml:space="preserve">Perform Automated Application Patch Management</w:t>
+              <w:t>Perform Automated Application Patch Management</w:t>
             </w:r>
           </w:p>
         </w:tc>
@@ -12398,9 +11712,6 @@
               </w:pBdr>
               <w:spacing w:line="240" w:lineRule="auto"/>
             </w:pPr>
-            <w:r>
-              <w:t xml:space="preserve"/>
-            </w:r>
           </w:p>
         </w:tc>
         <w:tc>
@@ -12425,9 +11736,6 @@
               </w:pBdr>
               <w:spacing w:line="240" w:lineRule="auto"/>
             </w:pPr>
-            <w:r>
-              <w:t xml:space="preserve"/>
-            </w:r>
           </w:p>
         </w:tc>
         <w:tc>
@@ -12452,9 +11760,6 @@
               </w:pBdr>
               <w:spacing w:line="240" w:lineRule="auto"/>
             </w:pPr>
-            <w:r>
-              <w:t xml:space="preserve"/>
-            </w:r>
           </w:p>
         </w:tc>
         <w:tc>
@@ -12479,9 +11784,6 @@
               </w:pBdr>
               <w:spacing w:line="240" w:lineRule="auto"/>
             </w:pPr>
-            <w:r>
-              <w:t xml:space="preserve"/>
-            </w:r>
           </w:p>
         </w:tc>
       </w:tr>
@@ -12502,8 +11804,7 @@
               <w:spacing w:line="240" w:lineRule="auto"/>
             </w:pPr>
             <w:r>
-              <w:rPr/>
-              <w:t xml:space="preserve">6.13</w:t>
+              <w:t>6.13</w:t>
             </w:r>
           </w:p>
         </w:tc>
@@ -12523,7 +11824,7 @@
               <w:spacing w:line="240" w:lineRule="auto"/>
             </w:pPr>
             <w:r>
-              <w:t xml:space="preserve">Collect Audit Logs</w:t>
+              <w:t>Collect Audit Logs</w:t>
             </w:r>
           </w:p>
         </w:tc>
@@ -12549,9 +11850,6 @@
               </w:pBdr>
               <w:spacing w:line="240" w:lineRule="auto"/>
             </w:pPr>
-            <w:r>
-              <w:t xml:space="preserve"/>
-            </w:r>
           </w:p>
         </w:tc>
         <w:tc>
@@ -12576,9 +11874,6 @@
               </w:pBdr>
               <w:spacing w:line="240" w:lineRule="auto"/>
             </w:pPr>
-            <w:r>
-              <w:t xml:space="preserve"/>
-            </w:r>
           </w:p>
         </w:tc>
         <w:tc>
@@ -12603,9 +11898,6 @@
               </w:pBdr>
               <w:spacing w:line="240" w:lineRule="auto"/>
             </w:pPr>
-            <w:r>
-              <w:t xml:space="preserve"/>
-            </w:r>
           </w:p>
         </w:tc>
         <w:tc>
@@ -12630,9 +11922,6 @@
               </w:pBdr>
               <w:spacing w:line="240" w:lineRule="auto"/>
             </w:pPr>
-            <w:r>
-              <w:t xml:space="preserve"/>
-            </w:r>
           </w:p>
         </w:tc>
       </w:tr>
@@ -12653,8 +11942,7 @@
               <w:spacing w:line="240" w:lineRule="auto"/>
             </w:pPr>
             <w:r>
-              <w:rPr/>
-              <w:t xml:space="preserve">6.14</w:t>
+              <w:t>6.14</w:t>
             </w:r>
           </w:p>
         </w:tc>
@@ -12674,7 +11962,7 @@
               <w:spacing w:line="240" w:lineRule="auto"/>
             </w:pPr>
             <w:r>
-              <w:t xml:space="preserve">Ensure Adequate Audit Log Storage</w:t>
+              <w:t>Ensure Adequate Audit Log Storage</w:t>
             </w:r>
           </w:p>
         </w:tc>
@@ -12700,9 +11988,6 @@
               </w:pBdr>
               <w:spacing w:line="240" w:lineRule="auto"/>
             </w:pPr>
-            <w:r>
-              <w:t xml:space="preserve"/>
-            </w:r>
           </w:p>
         </w:tc>
         <w:tc>
@@ -12727,9 +12012,6 @@
               </w:pBdr>
               <w:spacing w:line="240" w:lineRule="auto"/>
             </w:pPr>
-            <w:r>
-              <w:t xml:space="preserve"/>
-            </w:r>
           </w:p>
         </w:tc>
         <w:tc>
@@ -12754,9 +12036,6 @@
               </w:pBdr>
               <w:spacing w:line="240" w:lineRule="auto"/>
             </w:pPr>
-            <w:r>
-              <w:t xml:space="preserve"/>
-            </w:r>
           </w:p>
         </w:tc>
         <w:tc>
@@ -12781,9 +12060,6 @@
               </w:pBdr>
               <w:spacing w:line="240" w:lineRule="auto"/>
             </w:pPr>
-            <w:r>
-              <w:t xml:space="preserve"/>
-            </w:r>
           </w:p>
         </w:tc>
       </w:tr>
@@ -12804,8 +12080,7 @@
               <w:spacing w:line="240" w:lineRule="auto"/>
             </w:pPr>
             <w:r>
-              <w:rPr/>
-              <w:t xml:space="preserve">6.15</w:t>
+              <w:t>6.15</w:t>
             </w:r>
           </w:p>
         </w:tc>
@@ -12825,7 +12100,7 @@
               <w:spacing w:line="240" w:lineRule="auto"/>
             </w:pPr>
             <w:r>
-              <w:t xml:space="preserve">Collect Detailed Audit Logs</w:t>
+              <w:t>Collect Detailed Audit Logs</w:t>
             </w:r>
           </w:p>
         </w:tc>
@@ -12851,9 +12126,6 @@
               </w:pBdr>
               <w:spacing w:line="240" w:lineRule="auto"/>
             </w:pPr>
-            <w:r>
-              <w:t xml:space="preserve"/>
-            </w:r>
           </w:p>
         </w:tc>
         <w:tc>
@@ -12878,9 +12150,6 @@
               </w:pBdr>
               <w:spacing w:line="240" w:lineRule="auto"/>
             </w:pPr>
-            <w:r>
-              <w:t xml:space="preserve"/>
-            </w:r>
           </w:p>
         </w:tc>
         <w:tc>
@@ -12905,9 +12174,6 @@
               </w:pBdr>
               <w:spacing w:line="240" w:lineRule="auto"/>
             </w:pPr>
-            <w:r>
-              <w:t xml:space="preserve"/>
-            </w:r>
           </w:p>
         </w:tc>
         <w:tc>
@@ -12932,9 +12198,6 @@
               </w:pBdr>
               <w:spacing w:line="240" w:lineRule="auto"/>
             </w:pPr>
-            <w:r>
-              <w:t xml:space="preserve"/>
-            </w:r>
           </w:p>
         </w:tc>
       </w:tr>
@@ -12955,8 +12218,7 @@
               <w:spacing w:line="240" w:lineRule="auto"/>
             </w:pPr>
             <w:r>
-              <w:rPr/>
-              <w:t xml:space="preserve">6.16</w:t>
+              <w:t>6.16</w:t>
             </w:r>
           </w:p>
         </w:tc>
@@ -12976,7 +12238,7 @@
               <w:spacing w:line="240" w:lineRule="auto"/>
             </w:pPr>
             <w:r>
-              <w:t xml:space="preserve">Centralize Account Management for Database Services</w:t>
+              <w:t>Centralize Account Management for Database Services</w:t>
             </w:r>
           </w:p>
         </w:tc>
@@ -13002,9 +12264,6 @@
               </w:pBdr>
               <w:spacing w:line="240" w:lineRule="auto"/>
             </w:pPr>
-            <w:r>
-              <w:t xml:space="preserve"/>
-            </w:r>
           </w:p>
         </w:tc>
         <w:tc>
@@ -13029,9 +12288,6 @@
               </w:pBdr>
               <w:spacing w:line="240" w:lineRule="auto"/>
             </w:pPr>
-            <w:r>
-              <w:t xml:space="preserve"/>
-            </w:r>
           </w:p>
         </w:tc>
         <w:tc>
@@ -13056,9 +12312,6 @@
               </w:pBdr>
               <w:spacing w:line="240" w:lineRule="auto"/>
             </w:pPr>
-            <w:r>
-              <w:t xml:space="preserve"/>
-            </w:r>
           </w:p>
         </w:tc>
         <w:tc>
@@ -13083,9 +12336,6 @@
               </w:pBdr>
               <w:spacing w:line="240" w:lineRule="auto"/>
             </w:pPr>
-            <w:r>
-              <w:t xml:space="preserve"/>
-            </w:r>
           </w:p>
         </w:tc>
       </w:tr>
@@ -13347,6 +12597,7 @@
           </w:tcPr>
           <w:p>
             <w:r>
+              <w:lastRenderedPageBreak/>
               <w:t>1</w:t>
             </w:r>
           </w:p>
@@ -13385,9 +12636,9 @@
     </w:tbl>
     <w:p/>
     <w:sectPr>
-      <w:headerReference w:type="default" r:id="rId68"/>
-      <w:footerReference w:type="default" r:id="rId69"/>
-      <w:footerReference w:type="first" r:id="rId70"/>
+      <w:headerReference w:type="default" r:id="rId6"/>
+      <w:footerReference w:type="default" r:id="rId7"/>
+      <w:footerReference w:type="first" r:id="rId8"/>
       <w:pgSz w:w="12240" w:h="15840"/>
       <w:pgMar w:top="1440" w:right="1440" w:bottom="1440" w:left="1440" w:header="720" w:footer="720" w:gutter="0"/>
       <w:pgNumType w:start="1"/>
